--- a/docs/hotel-front-desk-manual-2026-09-15.docx
+++ b/docs/hotel-front-desk-manual-2026-09-15.docx
@@ -244,9 +244,9 @@
         <w:tblLook w:val="04A0" w:firstRow="1" w:lastRow="0" w:firstColumn="1" w:lastColumn="0" w:noHBand="0" w:noVBand="1"/>
       </w:tblPr>
       <w:tblGrid>
-        <w:gridCol w:w="1814"/>
-        <w:gridCol w:w="2551"/>
-        <w:gridCol w:w="2835"/>
+        <w:gridCol w:w="1791"/>
+        <w:gridCol w:w="2404"/>
+        <w:gridCol w:w="2671"/>
         <w:gridCol w:w="2868"/>
       </w:tblGrid>
       <w:tr>
@@ -998,7 +998,7 @@
         <w:tblLook w:val="04A0" w:firstRow="1" w:lastRow="0" w:firstColumn="1" w:lastColumn="0" w:noHBand="0" w:noVBand="1"/>
       </w:tblPr>
       <w:tblGrid>
-        <w:gridCol w:w="9859"/>
+        <w:gridCol w:w="9734"/>
       </w:tblGrid>
       <w:tr>
         <w:trPr>
@@ -1189,6 +1189,7 @@
     </w:p>
     <w:p>
       <w:pPr>
+        <w:jc w:val="both"/>
         <w:rPr>
           <w:rFonts w:ascii="NikoshBAN" w:hAnsi="NikoshBAN" w:cs="NikoshBAN"/>
         </w:rPr>
@@ -1262,6 +1263,7 @@
     </w:p>
     <w:p>
       <w:pPr>
+        <w:jc w:val="both"/>
         <w:rPr>
           <w:rFonts w:ascii="NikoshBAN" w:hAnsi="NikoshBAN" w:cs="NikoshBAN"/>
         </w:rPr>
@@ -1360,6 +1362,7 @@
     <w:p>
       <w:pPr>
         <w:pStyle w:val="ListBullet"/>
+        <w:jc w:val="both"/>
         <w:rPr>
           <w:rFonts w:ascii="NikoshBAN" w:hAnsi="NikoshBAN" w:cs="NikoshBAN"/>
         </w:rPr>
@@ -1489,7 +1492,6 @@
           <w:rFonts w:ascii="NikoshBAN" w:hAnsi="NikoshBAN" w:cs="NikoshBAN"/>
           <w:b/>
         </w:rPr>
-        <w:lastRenderedPageBreak/>
         <w:t xml:space="preserve">অ্যাডভান্সের অধিকারে: </w:t>
       </w:r>
       <w:r>
@@ -1522,6 +1524,7 @@
         <w:rPr>
           <w:rFonts w:ascii="NikoshBAN" w:hAnsi="NikoshBAN" w:cs="NikoshBAN"/>
         </w:rPr>
+        <w:lastRenderedPageBreak/>
         <w:t>১.২ কোথা</w:t>
       </w:r>
       <w:r>
@@ -1539,6 +1542,7 @@
     </w:p>
     <w:p>
       <w:pPr>
+        <w:jc w:val="both"/>
         <w:rPr>
           <w:rFonts w:ascii="NikoshBAN" w:hAnsi="NikoshBAN" w:cs="NikoshBAN"/>
         </w:rPr>
@@ -1631,6 +1635,7 @@
     <w:p>
       <w:pPr>
         <w:pStyle w:val="ListBullet"/>
+        <w:jc w:val="both"/>
         <w:rPr>
           <w:rFonts w:ascii="NikoshBAN" w:hAnsi="NikoshBAN" w:cs="NikoshBAN"/>
         </w:rPr>
@@ -1705,6 +1710,7 @@
     <w:p>
       <w:pPr>
         <w:pStyle w:val="ListBullet"/>
+        <w:jc w:val="both"/>
         <w:rPr>
           <w:rFonts w:ascii="NikoshBAN" w:hAnsi="NikoshBAN" w:cs="NikoshBAN"/>
         </w:rPr>
@@ -1779,6 +1785,7 @@
     <w:p>
       <w:pPr>
         <w:pStyle w:val="ListBullet"/>
+        <w:jc w:val="both"/>
         <w:rPr>
           <w:rFonts w:ascii="NikoshBAN" w:hAnsi="NikoshBAN" w:cs="NikoshBAN"/>
         </w:rPr>
@@ -1889,6 +1896,7 @@
           <w:ilvl w:val="0"/>
           <w:numId w:val="10"/>
         </w:numPr>
+        <w:jc w:val="both"/>
         <w:rPr>
           <w:rFonts w:ascii="NikoshBAN" w:hAnsi="NikoshBAN" w:cs="NikoshBAN"/>
         </w:rPr>
@@ -1943,6 +1951,7 @@
           <w:ilvl w:val="0"/>
           <w:numId w:val="10"/>
         </w:numPr>
+        <w:jc w:val="both"/>
         <w:rPr>
           <w:rFonts w:ascii="NikoshBAN" w:hAnsi="NikoshBAN" w:cs="NikoshBAN"/>
         </w:rPr>
@@ -2033,6 +2042,7 @@
           <w:ilvl w:val="0"/>
           <w:numId w:val="10"/>
         </w:numPr>
+        <w:jc w:val="both"/>
         <w:rPr>
           <w:rFonts w:ascii="NikoshBAN" w:hAnsi="NikoshBAN" w:cs="NikoshBAN"/>
         </w:rPr>
@@ -2063,6 +2073,7 @@
           <w:ilvl w:val="0"/>
           <w:numId w:val="10"/>
         </w:numPr>
+        <w:jc w:val="both"/>
         <w:rPr>
           <w:rFonts w:ascii="NikoshBAN" w:hAnsi="NikoshBAN" w:cs="NikoshBAN"/>
         </w:rPr>
@@ -2087,7 +2098,7 @@
         <w:tblLook w:val="04A0" w:firstRow="1" w:lastRow="0" w:firstColumn="1" w:lastColumn="0" w:noHBand="0" w:noVBand="1"/>
       </w:tblPr>
       <w:tblGrid>
-        <w:gridCol w:w="9859"/>
+        <w:gridCol w:w="9734"/>
       </w:tblGrid>
       <w:tr>
         <w:trPr>
@@ -2100,6 +2111,7 @@
           </w:tcPr>
           <w:p>
             <w:pPr>
+              <w:jc w:val="both"/>
               <w:rPr>
                 <w:rFonts w:ascii="NikoshBAN" w:hAnsi="NikoshBAN" w:cs="NikoshBAN"/>
               </w:rPr>
@@ -2283,6 +2295,7 @@
     <w:p>
       <w:pPr>
         <w:pStyle w:val="ListBullet"/>
+        <w:jc w:val="both"/>
         <w:rPr>
           <w:rFonts w:ascii="NikoshBAN" w:hAnsi="NikoshBAN" w:cs="NikoshBAN"/>
         </w:rPr>
@@ -2333,6 +2346,7 @@
     <w:p>
       <w:pPr>
         <w:pStyle w:val="ListBullet"/>
+        <w:jc w:val="both"/>
         <w:rPr>
           <w:rFonts w:ascii="NikoshBAN" w:hAnsi="NikoshBAN" w:cs="NikoshBAN"/>
         </w:rPr>
@@ -2419,6 +2433,7 @@
     <w:p>
       <w:pPr>
         <w:pStyle w:val="ListBullet"/>
+        <w:jc w:val="both"/>
         <w:rPr>
           <w:rFonts w:ascii="NikoshBAN" w:hAnsi="NikoshBAN" w:cs="NikoshBAN"/>
         </w:rPr>
@@ -2469,6 +2484,7 @@
     <w:p>
       <w:pPr>
         <w:pStyle w:val="ListBullet"/>
+        <w:jc w:val="both"/>
         <w:rPr>
           <w:rFonts w:ascii="NikoshBAN" w:hAnsi="NikoshBAN" w:cs="NikoshBAN"/>
         </w:rPr>
@@ -2567,6 +2583,7 @@
     <w:p>
       <w:pPr>
         <w:pStyle w:val="ListBullet"/>
+        <w:jc w:val="both"/>
         <w:rPr>
           <w:rFonts w:ascii="NikoshBAN" w:hAnsi="NikoshBAN" w:cs="NikoshBAN"/>
         </w:rPr>
@@ -2629,6 +2646,7 @@
     <w:p>
       <w:pPr>
         <w:pStyle w:val="ListBullet"/>
+        <w:jc w:val="both"/>
         <w:rPr>
           <w:rFonts w:ascii="NikoshBAN" w:hAnsi="NikoshBAN" w:cs="NikoshBAN"/>
         </w:rPr>
@@ -2825,6 +2843,7 @@
           </w:tcPr>
           <w:p>
             <w:pPr>
+              <w:jc w:val="both"/>
               <w:rPr>
                 <w:rFonts w:ascii="NikoshBAN" w:hAnsi="NikoshBAN" w:cs="NikoshBAN"/>
               </w:rPr>
@@ -2983,6 +3002,7 @@
           </w:tcPr>
           <w:p>
             <w:pPr>
+              <w:jc w:val="both"/>
               <w:rPr>
                 <w:rFonts w:ascii="NikoshBAN" w:hAnsi="NikoshBAN" w:cs="NikoshBAN"/>
               </w:rPr>
@@ -3045,6 +3065,7 @@
           </w:tcPr>
           <w:p>
             <w:pPr>
+              <w:jc w:val="both"/>
               <w:rPr>
                 <w:rFonts w:ascii="NikoshBAN" w:hAnsi="NikoshBAN" w:cs="NikoshBAN"/>
               </w:rPr>
@@ -3191,6 +3212,7 @@
           </w:tcPr>
           <w:p>
             <w:pPr>
+              <w:jc w:val="both"/>
               <w:rPr>
                 <w:rFonts w:ascii="NikoshBAN" w:hAnsi="NikoshBAN" w:cs="NikoshBAN"/>
               </w:rPr>
@@ -3295,7 +3317,6 @@
               <w:rPr>
                 <w:rFonts w:cs="Calibri"/>
               </w:rPr>
-              <w:lastRenderedPageBreak/>
               <w:t>Walk-in</w:t>
             </w:r>
             <w:r>
@@ -3450,6 +3471,7 @@
               <w:rPr>
                 <w:rFonts w:cs="Calibri"/>
               </w:rPr>
+              <w:lastRenderedPageBreak/>
               <w:t>hotel.folio.bill</w:t>
             </w:r>
             <w:r>
@@ -3475,6 +3497,7 @@
               <w:rPr>
                 <w:rFonts w:ascii="NikoshBAN" w:hAnsi="NikoshBAN" w:cs="NikoshBAN"/>
               </w:rPr>
+              <w:lastRenderedPageBreak/>
               <w:t>প্রত্যাখ্যাত</w:t>
             </w:r>
           </w:p>
@@ -3565,6 +3588,7 @@
     </w:p>
     <w:p>
       <w:pPr>
+        <w:jc w:val="both"/>
         <w:rPr>
           <w:rFonts w:ascii="NikoshBAN" w:hAnsi="NikoshBAN" w:cs="NikoshBAN"/>
         </w:rPr>
@@ -3763,6 +3787,7 @@
     <w:p>
       <w:pPr>
         <w:pStyle w:val="ListBullet"/>
+        <w:jc w:val="both"/>
         <w:rPr>
           <w:rFonts w:ascii="NikoshBAN" w:hAnsi="NikoshBAN" w:cs="NikoshBAN"/>
         </w:rPr>
@@ -3873,6 +3898,7 @@
     <w:p>
       <w:pPr>
         <w:pStyle w:val="ListBullet"/>
+        <w:jc w:val="both"/>
         <w:rPr>
           <w:rFonts w:ascii="NikoshBAN" w:hAnsi="NikoshBAN" w:cs="NikoshBAN"/>
         </w:rPr>
@@ -3936,6 +3962,7 @@
     <w:p>
       <w:pPr>
         <w:pStyle w:val="ListBullet"/>
+        <w:jc w:val="both"/>
         <w:rPr>
           <w:rFonts w:ascii="NikoshBAN" w:hAnsi="NikoshBAN" w:cs="NikoshBAN"/>
         </w:rPr>
@@ -3993,6 +4020,7 @@
     <w:p>
       <w:pPr>
         <w:pStyle w:val="ListBullet"/>
+        <w:jc w:val="both"/>
         <w:rPr>
           <w:rFonts w:ascii="NikoshBAN" w:hAnsi="NikoshBAN" w:cs="NikoshBAN"/>
         </w:rPr>
@@ -4120,6 +4148,7 @@
     </w:p>
     <w:p>
       <w:pPr>
+        <w:jc w:val="both"/>
         <w:rPr>
           <w:rFonts w:ascii="NikoshBAN" w:hAnsi="NikoshBAN" w:cs="NikoshBAN"/>
         </w:rPr>
@@ -4187,6 +4216,7 @@
     </w:p>
     <w:p>
       <w:pPr>
+        <w:jc w:val="both"/>
         <w:rPr>
           <w:rFonts w:ascii="NikoshBAN" w:hAnsi="NikoshBAN" w:cs="NikoshBAN"/>
         </w:rPr>
@@ -4635,6 +4665,7 @@
           <w:ilvl w:val="0"/>
           <w:numId w:val="11"/>
         </w:numPr>
+        <w:jc w:val="both"/>
         <w:rPr>
           <w:rFonts w:ascii="NikoshBAN" w:hAnsi="NikoshBAN" w:cs="NikoshBAN"/>
         </w:rPr>
@@ -4707,6 +4738,7 @@
           <w:ilvl w:val="0"/>
           <w:numId w:val="11"/>
         </w:numPr>
+        <w:jc w:val="both"/>
         <w:rPr>
           <w:rFonts w:ascii="NikoshBAN" w:hAnsi="NikoshBAN" w:cs="NikoshBAN"/>
         </w:rPr>
@@ -4851,6 +4883,7 @@
           <w:ilvl w:val="0"/>
           <w:numId w:val="11"/>
         </w:numPr>
+        <w:jc w:val="both"/>
         <w:rPr>
           <w:rFonts w:ascii="NikoshBAN" w:hAnsi="NikoshBAN" w:cs="NikoshBAN"/>
         </w:rPr>
@@ -4887,6 +4920,7 @@
           <w:ilvl w:val="0"/>
           <w:numId w:val="11"/>
         </w:numPr>
+        <w:jc w:val="both"/>
         <w:rPr>
           <w:rFonts w:ascii="NikoshBAN" w:hAnsi="NikoshBAN" w:cs="NikoshBAN"/>
         </w:rPr>
@@ -5001,6 +5035,7 @@
           <w:ilvl w:val="0"/>
           <w:numId w:val="11"/>
         </w:numPr>
+        <w:jc w:val="both"/>
         <w:rPr>
           <w:rFonts w:ascii="NikoshBAN" w:hAnsi="NikoshBAN" w:cs="NikoshBAN"/>
         </w:rPr>
@@ -5009,7 +5044,6 @@
         <w:rPr>
           <w:rFonts w:ascii="NikoshBAN" w:hAnsi="NikoshBAN" w:cs="NikoshBAN"/>
         </w:rPr>
-        <w:lastRenderedPageBreak/>
         <w:t>তিনটি প্রশ্নের উত্তর দিলেই নিচে সার্ভারের হিসাব দেখা যা</w:t>
       </w:r>
       <w:r>
@@ -5104,6 +5138,7 @@
           <w:ilvl w:val="0"/>
           <w:numId w:val="11"/>
         </w:numPr>
+        <w:jc w:val="both"/>
         <w:rPr>
           <w:rFonts w:ascii="NikoshBAN" w:hAnsi="NikoshBAN" w:cs="NikoshBAN"/>
         </w:rPr>
@@ -5134,6 +5169,7 @@
           <w:ilvl w:val="0"/>
           <w:numId w:val="11"/>
         </w:numPr>
+        <w:jc w:val="both"/>
         <w:rPr>
           <w:rFonts w:ascii="NikoshBAN" w:hAnsi="NikoshBAN" w:cs="NikoshBAN"/>
         </w:rPr>
@@ -5180,6 +5216,7 @@
     <w:p>
       <w:pPr>
         <w:pStyle w:val="ListBullet"/>
+        <w:jc w:val="both"/>
         <w:rPr>
           <w:rFonts w:ascii="NikoshBAN" w:hAnsi="NikoshBAN" w:cs="NikoshBAN"/>
         </w:rPr>
@@ -5237,6 +5274,7 @@
     <w:p>
       <w:pPr>
         <w:pStyle w:val="ListBullet"/>
+        <w:jc w:val="both"/>
         <w:rPr>
           <w:rFonts w:ascii="NikoshBAN" w:hAnsi="NikoshBAN" w:cs="NikoshBAN"/>
         </w:rPr>
@@ -5246,6 +5284,7 @@
           <w:rFonts w:ascii="NikoshBAN" w:hAnsi="NikoshBAN" w:cs="NikoshBAN"/>
           <w:b/>
         </w:rPr>
+        <w:lastRenderedPageBreak/>
         <w:t xml:space="preserve">আগের রাতগুলো </w:t>
       </w:r>
       <w:r>
@@ -5294,6 +5333,7 @@
     <w:p>
       <w:pPr>
         <w:pStyle w:val="ListBullet"/>
+        <w:jc w:val="both"/>
         <w:rPr>
           <w:rFonts w:ascii="NikoshBAN" w:hAnsi="NikoshBAN" w:cs="NikoshBAN"/>
         </w:rPr>
@@ -5351,6 +5391,7 @@
     <w:p>
       <w:pPr>
         <w:pStyle w:val="ListBullet"/>
+        <w:jc w:val="both"/>
         <w:rPr>
           <w:rFonts w:ascii="NikoshBAN" w:hAnsi="NikoshBAN" w:cs="NikoshBAN"/>
         </w:rPr>
@@ -5504,6 +5545,7 @@
     <w:p>
       <w:pPr>
         <w:pStyle w:val="ListBullet"/>
+        <w:jc w:val="both"/>
         <w:rPr>
           <w:rFonts w:ascii="NikoshBAN" w:hAnsi="NikoshBAN" w:cs="NikoshBAN"/>
         </w:rPr>
@@ -5658,6 +5700,7 @@
     </w:p>
     <w:p>
       <w:pPr>
+        <w:jc w:val="both"/>
         <w:rPr>
           <w:rFonts w:ascii="NikoshBAN" w:hAnsi="NikoshBAN" w:cs="NikoshBAN"/>
         </w:rPr>
@@ -5871,8 +5914,8 @@
       </w:tblPr>
       <w:tblGrid>
         <w:gridCol w:w="2835"/>
-        <w:gridCol w:w="3118"/>
-        <w:gridCol w:w="3685"/>
+        <w:gridCol w:w="2635"/>
+        <w:gridCol w:w="4168"/>
       </w:tblGrid>
       <w:tr>
         <w:trPr>
@@ -5900,7 +5943,7 @@
         </w:tc>
         <w:tc>
           <w:tcPr>
-            <w:tcW w:w="3118" w:type="dxa"/>
+            <w:tcW w:w="2635" w:type="dxa"/>
             <w:shd w:val="clear" w:color="auto" w:fill="D9E2F3"/>
           </w:tcPr>
           <w:p>
@@ -5920,7 +5963,7 @@
         </w:tc>
         <w:tc>
           <w:tcPr>
-            <w:tcW w:w="3685" w:type="dxa"/>
+            <w:tcW w:w="4168" w:type="dxa"/>
             <w:shd w:val="clear" w:color="auto" w:fill="D9E2F3"/>
           </w:tcPr>
           <w:p>
@@ -5976,7 +6019,7 @@
         </w:tc>
         <w:tc>
           <w:tcPr>
-            <w:tcW w:w="3118" w:type="dxa"/>
+            <w:tcW w:w="2635" w:type="dxa"/>
             <w:vAlign w:val="center"/>
           </w:tcPr>
           <w:p>
@@ -6013,10 +6056,11 @@
         </w:tc>
         <w:tc>
           <w:tcPr>
-            <w:tcW w:w="3685" w:type="dxa"/>
+            <w:tcW w:w="4168" w:type="dxa"/>
           </w:tcPr>
           <w:p>
             <w:pPr>
+              <w:jc w:val="both"/>
               <w:rPr>
                 <w:rFonts w:ascii="NikoshBAN" w:hAnsi="NikoshBAN" w:cs="NikoshBAN"/>
               </w:rPr>
@@ -6091,7 +6135,7 @@
         </w:tc>
         <w:tc>
           <w:tcPr>
-            <w:tcW w:w="3118" w:type="dxa"/>
+            <w:tcW w:w="2635" w:type="dxa"/>
             <w:vAlign w:val="center"/>
           </w:tcPr>
           <w:p>
@@ -6134,10 +6178,11 @@
         </w:tc>
         <w:tc>
           <w:tcPr>
-            <w:tcW w:w="3685" w:type="dxa"/>
+            <w:tcW w:w="4168" w:type="dxa"/>
           </w:tcPr>
           <w:p>
             <w:pPr>
+              <w:jc w:val="both"/>
               <w:rPr>
                 <w:rFonts w:ascii="NikoshBAN" w:hAnsi="NikoshBAN" w:cs="NikoshBAN"/>
               </w:rPr>
@@ -6215,7 +6260,7 @@
         <w:tblLook w:val="04A0" w:firstRow="1" w:lastRow="0" w:firstColumn="1" w:lastColumn="0" w:noHBand="0" w:noVBand="1"/>
       </w:tblPr>
       <w:tblGrid>
-        <w:gridCol w:w="9859"/>
+        <w:gridCol w:w="9734"/>
       </w:tblGrid>
       <w:tr>
         <w:trPr>
@@ -6228,6 +6273,7 @@
           </w:tcPr>
           <w:p>
             <w:pPr>
+              <w:jc w:val="both"/>
               <w:rPr>
                 <w:rFonts w:ascii="NikoshBAN" w:hAnsi="NikoshBAN" w:cs="NikoshBAN"/>
               </w:rPr>
@@ -6896,14 +6942,7 @@
               <w:rPr>
                 <w:rFonts w:ascii="NikoshBAN" w:hAnsi="NikoshBAN" w:cs="NikoshBAN"/>
               </w:rPr>
-              <w:t xml:space="preserve"> কিছুই </w:t>
-            </w:r>
-            <w:r>
-              <w:rPr>
-                <w:rFonts w:ascii="NikoshBAN" w:hAnsi="NikoshBAN" w:cs="NikoshBAN"/>
-              </w:rPr>
-              <w:lastRenderedPageBreak/>
-              <w:t>বদলা</w:t>
+              <w:t xml:space="preserve"> কিছুই বদলা</w:t>
             </w:r>
             <w:r>
               <w:rPr>
@@ -6938,7 +6977,6 @@
               <w:rPr>
                 <w:rFonts w:ascii="NikoshBAN" w:hAnsi="NikoshBAN" w:cs="NikoshBAN"/>
               </w:rPr>
-              <w:lastRenderedPageBreak/>
               <w:t>তারিখ শেষ রাতের পরে দিলেন</w:t>
             </w:r>
           </w:p>
@@ -6998,6 +7036,7 @@
     </w:p>
     <w:p>
       <w:pPr>
+        <w:jc w:val="both"/>
         <w:rPr>
           <w:rFonts w:ascii="NikoshBAN" w:hAnsi="NikoshBAN" w:cs="NikoshBAN"/>
         </w:rPr>
@@ -7106,6 +7145,7 @@
         <w:rPr>
           <w:rFonts w:ascii="NikoshBAN" w:hAnsi="NikoshBAN" w:cs="NikoshBAN"/>
         </w:rPr>
+        <w:lastRenderedPageBreak/>
         <w:t xml:space="preserve">৩. </w:t>
       </w:r>
       <w:r>
@@ -7350,6 +7390,7 @@
           <w:ilvl w:val="0"/>
           <w:numId w:val="12"/>
         </w:numPr>
+        <w:jc w:val="both"/>
         <w:rPr>
           <w:rFonts w:ascii="NikoshBAN" w:hAnsi="NikoshBAN" w:cs="NikoshBAN"/>
         </w:rPr>
@@ -7386,6 +7427,7 @@
           <w:ilvl w:val="0"/>
           <w:numId w:val="12"/>
         </w:numPr>
+        <w:jc w:val="both"/>
         <w:rPr>
           <w:rFonts w:ascii="NikoshBAN" w:hAnsi="NikoshBAN" w:cs="NikoshBAN"/>
         </w:rPr>
@@ -7436,6 +7478,7 @@
     <w:p>
       <w:pPr>
         <w:pStyle w:val="Heading2"/>
+        <w:jc w:val="both"/>
         <w:rPr>
           <w:rFonts w:ascii="NikoshBAN" w:hAnsi="NikoshBAN" w:cs="NikoshBAN"/>
         </w:rPr>
@@ -7454,6 +7497,7 @@
           <w:ilvl w:val="0"/>
           <w:numId w:val="13"/>
         </w:numPr>
+        <w:jc w:val="both"/>
         <w:rPr>
           <w:rFonts w:ascii="NikoshBAN" w:hAnsi="NikoshBAN" w:cs="NikoshBAN"/>
         </w:rPr>
@@ -7526,6 +7570,7 @@
           <w:ilvl w:val="0"/>
           <w:numId w:val="13"/>
         </w:numPr>
+        <w:jc w:val="both"/>
         <w:rPr>
           <w:rFonts w:ascii="NikoshBAN" w:hAnsi="NikoshBAN" w:cs="NikoshBAN"/>
         </w:rPr>
@@ -7556,6 +7601,7 @@
           <w:ilvl w:val="0"/>
           <w:numId w:val="13"/>
         </w:numPr>
+        <w:jc w:val="both"/>
         <w:rPr>
           <w:rFonts w:ascii="NikoshBAN" w:hAnsi="NikoshBAN" w:cs="NikoshBAN"/>
         </w:rPr>
@@ -8265,6 +8311,7 @@
     <w:p>
       <w:pPr>
         <w:pStyle w:val="ListBullet"/>
+        <w:jc w:val="both"/>
         <w:rPr>
           <w:rFonts w:ascii="NikoshBAN" w:hAnsi="NikoshBAN" w:cs="NikoshBAN"/>
         </w:rPr>
@@ -8273,7 +8320,6 @@
         <w:rPr>
           <w:rFonts w:cs="Calibri"/>
         </w:rPr>
-        <w:lastRenderedPageBreak/>
         <w:t>Complimentary / House use</w:t>
       </w:r>
       <w:r>
@@ -8382,6 +8428,7 @@
     <w:p>
       <w:pPr>
         <w:pStyle w:val="ListBullet"/>
+        <w:jc w:val="both"/>
         <w:rPr>
           <w:rFonts w:ascii="NikoshBAN" w:hAnsi="NikoshBAN" w:cs="NikoshBAN"/>
         </w:rPr>
@@ -8492,6 +8539,7 @@
     <w:p>
       <w:pPr>
         <w:pStyle w:val="ListBullet"/>
+        <w:jc w:val="both"/>
         <w:rPr>
           <w:rFonts w:ascii="NikoshBAN" w:hAnsi="NikoshBAN" w:cs="NikoshBAN"/>
         </w:rPr>
@@ -8605,6 +8653,7 @@
     </w:p>
     <w:p>
       <w:pPr>
+        <w:jc w:val="both"/>
         <w:rPr>
           <w:rFonts w:ascii="NikoshBAN" w:hAnsi="NikoshBAN" w:cs="NikoshBAN"/>
         </w:rPr>
@@ -8631,6 +8680,7 @@
     <w:p>
       <w:pPr>
         <w:pStyle w:val="ListBullet"/>
+        <w:jc w:val="both"/>
         <w:rPr>
           <w:rFonts w:ascii="NikoshBAN" w:hAnsi="NikoshBAN" w:cs="NikoshBAN"/>
         </w:rPr>
@@ -8640,6 +8690,7 @@
           <w:rFonts w:ascii="NikoshBAN" w:hAnsi="NikoshBAN" w:cs="NikoshBAN"/>
           <w:b/>
         </w:rPr>
+        <w:lastRenderedPageBreak/>
         <w:t>শূন্য ভা</w:t>
       </w:r>
       <w:r>
@@ -8763,6 +8814,7 @@
     <w:p>
       <w:pPr>
         <w:pStyle w:val="ListBullet"/>
+        <w:jc w:val="both"/>
         <w:rPr>
           <w:rFonts w:ascii="NikoshBAN" w:hAnsi="NikoshBAN" w:cs="NikoshBAN"/>
         </w:rPr>
@@ -8827,6 +8879,7 @@
     </w:p>
     <w:p>
       <w:pPr>
+        <w:jc w:val="both"/>
         <w:rPr>
           <w:rFonts w:ascii="NikoshBAN" w:hAnsi="NikoshBAN" w:cs="NikoshBAN"/>
         </w:rPr>
@@ -8921,6 +8974,7 @@
     <w:p>
       <w:pPr>
         <w:pStyle w:val="Heading2"/>
+        <w:jc w:val="both"/>
         <w:rPr>
           <w:rFonts w:ascii="NikoshBAN" w:hAnsi="NikoshBAN" w:cs="NikoshBAN"/>
         </w:rPr>
@@ -8946,6 +9000,7 @@
     </w:p>
     <w:p>
       <w:pPr>
+        <w:jc w:val="both"/>
         <w:rPr>
           <w:rFonts w:ascii="NikoshBAN" w:hAnsi="NikoshBAN" w:cs="NikoshBAN"/>
         </w:rPr>
@@ -9034,6 +9089,7 @@
     <w:p>
       <w:pPr>
         <w:pStyle w:val="ListBullet"/>
+        <w:jc w:val="both"/>
         <w:rPr>
           <w:rFonts w:ascii="NikoshBAN" w:hAnsi="NikoshBAN" w:cs="NikoshBAN"/>
         </w:rPr>
@@ -9096,6 +9152,7 @@
     <w:p>
       <w:pPr>
         <w:pStyle w:val="ListBullet"/>
+        <w:jc w:val="both"/>
         <w:rPr>
           <w:rFonts w:ascii="NikoshBAN" w:hAnsi="NikoshBAN" w:cs="NikoshBAN"/>
         </w:rPr>
@@ -9170,6 +9227,7 @@
     <w:p>
       <w:pPr>
         <w:pStyle w:val="ListBullet"/>
+        <w:jc w:val="both"/>
         <w:rPr>
           <w:rFonts w:ascii="NikoshBAN" w:hAnsi="NikoshBAN" w:cs="NikoshBAN"/>
         </w:rPr>
@@ -9208,6 +9266,7 @@
     <w:p>
       <w:pPr>
         <w:pStyle w:val="Heading2"/>
+        <w:jc w:val="both"/>
         <w:rPr>
           <w:rFonts w:ascii="NikoshBAN" w:hAnsi="NikoshBAN" w:cs="NikoshBAN"/>
         </w:rPr>
@@ -9226,6 +9285,7 @@
           <w:ilvl w:val="0"/>
           <w:numId w:val="14"/>
         </w:numPr>
+        <w:jc w:val="both"/>
         <w:rPr>
           <w:rFonts w:ascii="NikoshBAN" w:hAnsi="NikoshBAN" w:cs="NikoshBAN"/>
         </w:rPr>
@@ -9286,6 +9346,7 @@
           <w:ilvl w:val="0"/>
           <w:numId w:val="14"/>
         </w:numPr>
+        <w:jc w:val="both"/>
         <w:rPr>
           <w:rFonts w:ascii="NikoshBAN" w:hAnsi="NikoshBAN" w:cs="NikoshBAN"/>
         </w:rPr>
@@ -9376,6 +9437,7 @@
           <w:ilvl w:val="0"/>
           <w:numId w:val="14"/>
         </w:numPr>
+        <w:jc w:val="both"/>
         <w:rPr>
           <w:rFonts w:ascii="NikoshBAN" w:hAnsi="NikoshBAN" w:cs="NikoshBAN"/>
         </w:rPr>
@@ -9430,6 +9492,7 @@
           <w:ilvl w:val="0"/>
           <w:numId w:val="14"/>
         </w:numPr>
+        <w:jc w:val="both"/>
         <w:rPr>
           <w:rFonts w:ascii="NikoshBAN" w:hAnsi="NikoshBAN" w:cs="NikoshBAN"/>
         </w:rPr>
@@ -9474,6 +9537,7 @@
     <w:p>
       <w:pPr>
         <w:pStyle w:val="Heading2"/>
+        <w:jc w:val="both"/>
         <w:rPr>
           <w:rFonts w:ascii="NikoshBAN" w:hAnsi="NikoshBAN" w:cs="NikoshBAN"/>
         </w:rPr>
@@ -9500,6 +9564,7 @@
     <w:p>
       <w:pPr>
         <w:pStyle w:val="ListBullet"/>
+        <w:jc w:val="both"/>
         <w:rPr>
           <w:rFonts w:ascii="NikoshBAN" w:hAnsi="NikoshBAN" w:cs="NikoshBAN"/>
         </w:rPr>
@@ -9610,6 +9675,7 @@
     <w:p>
       <w:pPr>
         <w:pStyle w:val="ListBullet"/>
+        <w:jc w:val="both"/>
         <w:rPr>
           <w:rFonts w:ascii="NikoshBAN" w:hAnsi="NikoshBAN" w:cs="NikoshBAN"/>
         </w:rPr>
@@ -9804,6 +9870,7 @@
     <w:p>
       <w:pPr>
         <w:pStyle w:val="ListBullet"/>
+        <w:jc w:val="both"/>
         <w:rPr>
           <w:rFonts w:ascii="NikoshBAN" w:hAnsi="NikoshBAN" w:cs="NikoshBAN"/>
         </w:rPr>
@@ -9854,6 +9921,7 @@
     <w:p>
       <w:pPr>
         <w:pStyle w:val="ListBullet"/>
+        <w:jc w:val="both"/>
         <w:rPr>
           <w:rFonts w:ascii="NikoshBAN" w:hAnsi="NikoshBAN" w:cs="NikoshBAN"/>
         </w:rPr>
@@ -9892,6 +9960,7 @@
     <w:p>
       <w:pPr>
         <w:pStyle w:val="ListBullet"/>
+        <w:jc w:val="both"/>
         <w:rPr>
           <w:rFonts w:ascii="NikoshBAN" w:hAnsi="NikoshBAN" w:cs="NikoshBAN"/>
         </w:rPr>
@@ -9968,7 +10037,6 @@
         <w:rPr>
           <w:rFonts w:ascii="NikoshBAN" w:hAnsi="NikoshBAN" w:cs="NikoshBAN"/>
         </w:rPr>
-        <w:lastRenderedPageBreak/>
         <w:t>৪.৫ বদলানো যা</w:t>
       </w:r>
       <w:r>
@@ -10671,6 +10739,7 @@
           <w:rFonts w:cs="Calibri"/>
           <w:b/>
         </w:rPr>
+        <w:lastRenderedPageBreak/>
         <w:t>Bill</w:t>
       </w:r>
       <w:r>
@@ -10804,7 +10873,7 @@
         <w:tblLook w:val="04A0" w:firstRow="1" w:lastRow="0" w:firstColumn="1" w:lastColumn="0" w:noHBand="0" w:noVBand="1"/>
       </w:tblPr>
       <w:tblGrid>
-        <w:gridCol w:w="9859"/>
+        <w:gridCol w:w="9734"/>
       </w:tblGrid>
       <w:tr>
         <w:trPr>
@@ -11839,14 +11908,7 @@
               <w:rPr>
                 <w:rFonts w:cs="Calibri"/>
               </w:rPr>
-              <w:t>"X kept" (no-</w:t>
-            </w:r>
-            <w:r>
-              <w:rPr>
-                <w:rFonts w:cs="Calibri"/>
-              </w:rPr>
-              <w:lastRenderedPageBreak/>
-              <w:t>show/cancellation-</w:t>
+              <w:t>"X kept" (no-show/cancellation-</w:t>
             </w:r>
             <w:r>
               <w:rPr>
@@ -11875,7 +11937,6 @@
               <w:rPr>
                 <w:rFonts w:cs="Calibri"/>
               </w:rPr>
-              <w:lastRenderedPageBreak/>
               <w:t>What the desk knows</w:t>
             </w:r>
           </w:p>
@@ -12416,6 +12477,7 @@
           <w:rFonts w:ascii="NikoshBAN" w:hAnsi="NikoshBAN" w:cs="NikoshBAN"/>
           <w:b/>
         </w:rPr>
+        <w:lastRenderedPageBreak/>
         <w:t xml:space="preserve">মোবাইল মেলানো: </w:t>
       </w:r>
       <w:r>
@@ -12861,7 +12923,7 @@
         <w:tblLook w:val="04A0" w:firstRow="1" w:lastRow="0" w:firstColumn="1" w:lastColumn="0" w:noHBand="0" w:noVBand="1"/>
       </w:tblPr>
       <w:tblGrid>
-        <w:gridCol w:w="9859"/>
+        <w:gridCol w:w="9734"/>
       </w:tblGrid>
       <w:tr>
         <w:trPr>
@@ -13515,7 +13577,6 @@
         <w:rPr>
           <w:rFonts w:ascii="NikoshBAN" w:hAnsi="NikoshBAN" w:cs="NikoshBAN"/>
         </w:rPr>
-        <w:lastRenderedPageBreak/>
         <w:t>৭. সাধারণ প্রশ্ন</w:t>
       </w:r>
     </w:p>
@@ -13915,7 +13976,30 @@
           <w:rFonts w:ascii="NikoshBAN" w:hAnsi="NikoshBAN" w:cs="NikoshBAN"/>
           <w:b/>
         </w:rPr>
-        <w:t>প্র: নতুন রুম বেশি দামি, গেস্ট বাড়তি দিতে রাজি, কিন্তু রাত বিল হ</w:t>
+        <w:t>প্র: নতুন রুম বেশি দামি, গেস্ট</w:t>
+      </w:r>
+      <w:r>
+        <w:rPr>
+          <w:rFonts w:ascii="NikoshBAN" w:hAnsi="NikoshBAN" w:cs="NikoshBAN"/>
+          <w:b/>
+        </w:rPr>
+        <w:t xml:space="preserve"> বাড়তি</w:t>
+      </w:r>
+      <w:r>
+        <w:rPr>
+          <w:rFonts w:ascii="NikoshBAN" w:hAnsi="NikoshBAN" w:cs="NikoshBAN"/>
+          <w:b/>
+        </w:rPr>
+        <w:t xml:space="preserve"> </w:t>
+      </w:r>
+      <w:bookmarkStart w:id="0" w:name="_GoBack"/>
+      <w:bookmarkEnd w:id="0"/>
+      <w:r>
+        <w:rPr>
+          <w:rFonts w:ascii="NikoshBAN" w:hAnsi="NikoshBAN" w:cs="NikoshBAN"/>
+          <w:b/>
+        </w:rPr>
+        <w:t>দিতে রাজি, কিন্তু রাত বিল হ</w:t>
       </w:r>
       <w:r>
         <w:rPr>
@@ -14012,6 +14096,7 @@
           <w:rFonts w:ascii="NikoshBAN" w:hAnsi="NikoshBAN" w:cs="NikoshBAN"/>
           <w:b/>
         </w:rPr>
+        <w:lastRenderedPageBreak/>
         <w:t xml:space="preserve">প্র: </w:t>
       </w:r>
       <w:r>
@@ -14837,9 +14922,9 @@
         <w:tblLook w:val="04A0" w:firstRow="1" w:lastRow="0" w:firstColumn="1" w:lastColumn="0" w:noHBand="0" w:noVBand="1"/>
       </w:tblPr>
       <w:tblGrid>
-        <w:gridCol w:w="4923"/>
-        <w:gridCol w:w="2315"/>
-        <w:gridCol w:w="2837"/>
+        <w:gridCol w:w="4753"/>
+        <w:gridCol w:w="2239"/>
+        <w:gridCol w:w="2742"/>
       </w:tblGrid>
       <w:tr>
         <w:trPr>
@@ -15646,9 +15731,9 @@
         <w:tblLook w:val="04A0" w:firstRow="1" w:lastRow="0" w:firstColumn="1" w:lastColumn="0" w:noHBand="0" w:noVBand="1"/>
       </w:tblPr>
       <w:tblGrid>
-        <w:gridCol w:w="2872"/>
-        <w:gridCol w:w="3717"/>
-        <w:gridCol w:w="3486"/>
+        <w:gridCol w:w="2776"/>
+        <w:gridCol w:w="3590"/>
+        <w:gridCol w:w="3368"/>
       </w:tblGrid>
       <w:tr>
         <w:trPr>
@@ -16520,8 +16605,8 @@
       </w:tblPr>
       <w:tblGrid>
         <w:gridCol w:w="3352"/>
-        <w:gridCol w:w="5319"/>
-        <w:gridCol w:w="1404"/>
+        <w:gridCol w:w="5036"/>
+        <w:gridCol w:w="1346"/>
       </w:tblGrid>
       <w:tr>
         <w:trPr>
@@ -17304,7 +17389,6 @@
           <w:rFonts w:cs="Calibri"/>
           <w:b/>
         </w:rPr>
-        <w:lastRenderedPageBreak/>
         <w:t>Room move-</w:t>
       </w:r>
       <w:r>
@@ -17449,14 +17533,12 @@
         </w:rPr>
         <w:t xml:space="preserve"> বিদ্যমান </w:t>
       </w:r>
-      <w:bookmarkStart w:id="0" w:name="_GoBack"/>
       <w:r>
         <w:rPr>
           <w:rFonts w:cs="Calibri"/>
         </w:rPr>
         <w:t>PrintStyles A4</w:t>
       </w:r>
-      <w:bookmarkEnd w:id="0"/>
       <w:r>
         <w:rPr>
           <w:rFonts w:ascii="NikoshBAN" w:hAnsi="NikoshBAN" w:cs="NikoshBAN"/>
@@ -17465,8 +17547,8 @@
       </w:r>
     </w:p>
     <w:sectPr>
-      <w:pgSz w:w="12240" w:h="15840"/>
-      <w:pgMar w:top="1134" w:right="1134" w:bottom="1134" w:left="1247" w:header="720" w:footer="720" w:gutter="0"/>
+      <w:pgSz w:w="11909" w:h="16834" w:code="9"/>
+      <w:pgMar w:top="1138" w:right="1138" w:bottom="1138" w:left="1253" w:header="720" w:footer="720" w:gutter="0"/>
       <w:cols w:space="720"/>
       <w:docGrid w:linePitch="360"/>
     </w:sectPr>
@@ -30120,7 +30202,7 @@
 </file>
 
 <file path=customXml/itemProps1.xml><?xml version="1.0" encoding="utf-8"?>
-<ds:datastoreItem xmlns:ds="http://schemas.openxmlformats.org/officeDocument/2006/customXml" ds:itemID="{8A1EF0FF-8FDD-456A-8C0E-28AE9C0B0AEB}">
+<ds:datastoreItem xmlns:ds="http://schemas.openxmlformats.org/officeDocument/2006/customXml" ds:itemID="{F081A78B-561A-45B4-A8FF-3E368180EC98}">
   <ds:schemaRefs>
     <ds:schemaRef ds:uri="http://schemas.openxmlformats.org/officeDocument/2006/bibliography"/>
   </ds:schemaRefs>

--- a/docs/hotel-front-desk-manual-2026-09-15.docx
+++ b/docs/hotel-front-desk-manual-2026-09-15.docx
@@ -378,6 +378,7 @@
           </w:tcPr>
           <w:p>
             <w:pPr>
+              <w:spacing w:after="0"/>
               <w:rPr>
                 <w:rFonts w:ascii="NikoshBAN" w:hAnsi="NikoshBAN" w:cs="NikoshBAN"/>
               </w:rPr>
@@ -417,9 +418,11 @@
         <w:tc>
           <w:tcPr>
             <w:tcW w:w="2835" w:type="dxa"/>
+            <w:vAlign w:val="center"/>
           </w:tcPr>
           <w:p>
             <w:pPr>
+              <w:spacing w:after="0"/>
               <w:rPr>
                 <w:rFonts w:ascii="NikoshBAN" w:hAnsi="NikoshBAN" w:cs="NikoshBAN"/>
               </w:rPr>
@@ -483,9 +486,11 @@
         <w:tc>
           <w:tcPr>
             <w:tcW w:w="2438" w:type="dxa"/>
+            <w:vAlign w:val="center"/>
           </w:tcPr>
           <w:p>
             <w:pPr>
+              <w:spacing w:after="0"/>
               <w:rPr>
                 <w:rFonts w:ascii="NikoshBAN" w:hAnsi="NikoshBAN" w:cs="NikoshBAN"/>
               </w:rPr>
@@ -547,6 +552,7 @@
           </w:tcPr>
           <w:p>
             <w:pPr>
+              <w:spacing w:after="0"/>
               <w:rPr>
                 <w:rFonts w:ascii="NikoshBAN" w:hAnsi="NikoshBAN" w:cs="NikoshBAN"/>
               </w:rPr>
@@ -562,9 +568,11 @@
         <w:tc>
           <w:tcPr>
             <w:tcW w:w="2835" w:type="dxa"/>
+            <w:vAlign w:val="center"/>
           </w:tcPr>
           <w:p>
             <w:pPr>
+              <w:spacing w:after="0"/>
               <w:rPr>
                 <w:rFonts w:ascii="NikoshBAN" w:hAnsi="NikoshBAN" w:cs="NikoshBAN"/>
               </w:rPr>
@@ -640,9 +648,11 @@
         <w:tc>
           <w:tcPr>
             <w:tcW w:w="2438" w:type="dxa"/>
+            <w:vAlign w:val="center"/>
           </w:tcPr>
           <w:p>
             <w:pPr>
+              <w:spacing w:after="0"/>
               <w:rPr>
                 <w:rFonts w:cs="Calibri"/>
               </w:rPr>
@@ -686,6 +696,7 @@
           </w:tcPr>
           <w:p>
             <w:pPr>
+              <w:spacing w:after="0"/>
               <w:rPr>
                 <w:rFonts w:ascii="NikoshBAN" w:hAnsi="NikoshBAN" w:cs="NikoshBAN"/>
               </w:rPr>
@@ -701,9 +712,11 @@
         <w:tc>
           <w:tcPr>
             <w:tcW w:w="2835" w:type="dxa"/>
+            <w:vAlign w:val="center"/>
           </w:tcPr>
           <w:p>
             <w:pPr>
+              <w:spacing w:after="0"/>
               <w:rPr>
                 <w:rFonts w:ascii="NikoshBAN" w:hAnsi="NikoshBAN" w:cs="NikoshBAN"/>
               </w:rPr>
@@ -743,9 +756,11 @@
         <w:tc>
           <w:tcPr>
             <w:tcW w:w="2438" w:type="dxa"/>
+            <w:vAlign w:val="center"/>
           </w:tcPr>
           <w:p>
             <w:pPr>
+              <w:spacing w:after="0"/>
               <w:rPr>
                 <w:rFonts w:cs="Calibri"/>
               </w:rPr>
@@ -789,6 +804,7 @@
           </w:tcPr>
           <w:p>
             <w:pPr>
+              <w:spacing w:after="0"/>
               <w:rPr>
                 <w:rFonts w:ascii="NikoshBAN" w:hAnsi="NikoshBAN" w:cs="NikoshBAN"/>
               </w:rPr>
@@ -822,9 +838,11 @@
         <w:tc>
           <w:tcPr>
             <w:tcW w:w="2835" w:type="dxa"/>
+            <w:vAlign w:val="center"/>
           </w:tcPr>
           <w:p>
             <w:pPr>
+              <w:spacing w:after="0"/>
               <w:rPr>
                 <w:rFonts w:ascii="NikoshBAN" w:hAnsi="NikoshBAN" w:cs="NikoshBAN"/>
               </w:rPr>
@@ -864,9 +882,11 @@
         <w:tc>
           <w:tcPr>
             <w:tcW w:w="2438" w:type="dxa"/>
+            <w:vAlign w:val="center"/>
           </w:tcPr>
           <w:p>
             <w:pPr>
+              <w:spacing w:after="0"/>
               <w:rPr>
                 <w:rFonts w:ascii="NikoshBAN" w:hAnsi="NikoshBAN" w:cs="NikoshBAN"/>
               </w:rPr>
@@ -916,6 +936,7 @@
           </w:tcPr>
           <w:p>
             <w:pPr>
+              <w:spacing w:after="0"/>
               <w:rPr>
                 <w:rFonts w:ascii="NikoshBAN" w:hAnsi="NikoshBAN" w:cs="NikoshBAN"/>
               </w:rPr>
@@ -931,9 +952,11 @@
         <w:tc>
           <w:tcPr>
             <w:tcW w:w="2835" w:type="dxa"/>
+            <w:vAlign w:val="center"/>
           </w:tcPr>
           <w:p>
             <w:pPr>
+              <w:spacing w:after="0"/>
               <w:rPr>
                 <w:rFonts w:ascii="NikoshBAN" w:hAnsi="NikoshBAN" w:cs="NikoshBAN"/>
               </w:rPr>
@@ -967,9 +990,11 @@
         <w:tc>
           <w:tcPr>
             <w:tcW w:w="2438" w:type="dxa"/>
+            <w:vAlign w:val="center"/>
           </w:tcPr>
           <w:p>
             <w:pPr>
+              <w:spacing w:after="0"/>
               <w:rPr>
                 <w:rFonts w:cs="Calibri"/>
               </w:rPr>
@@ -1511,6 +1536,25 @@
           <w:rFonts w:ascii="NikoshBAN" w:hAnsi="NikoshBAN" w:cs="NikoshBAN"/>
         </w:rPr>
         <w:t>র দাবি থাকে; না-এসে রুম ফাঁকা রাখা গেস্টের থাকে না।</w:t>
+      </w:r>
+    </w:p>
+    <w:p>
+      <w:pPr>
+        <w:spacing w:after="200"/>
+        <w:rPr>
+          <w:rFonts w:ascii="NikoshBAN" w:eastAsiaTheme="majorEastAsia" w:hAnsi="NikoshBAN" w:cs="NikoshBAN"/>
+          <w:b/>
+          <w:bCs/>
+          <w:color w:val="2E74B5"/>
+          <w:sz w:val="28"/>
+          <w:szCs w:val="26"/>
+        </w:rPr>
+      </w:pPr>
+      <w:r>
+        <w:rPr>
+          <w:rFonts w:ascii="NikoshBAN" w:hAnsi="NikoshBAN" w:cs="NikoshBAN"/>
+        </w:rPr>
+        <w:br w:type="page"/>
       </w:r>
     </w:p>
     <w:p>
@@ -2743,6 +2787,7 @@
           </w:tcPr>
           <w:p>
             <w:pPr>
+              <w:spacing w:before="40" w:after="40"/>
               <w:rPr>
                 <w:rFonts w:ascii="NikoshBAN" w:hAnsi="NikoshBAN" w:cs="NikoshBAN"/>
               </w:rPr>
@@ -2763,6 +2808,7 @@
           </w:tcPr>
           <w:p>
             <w:pPr>
+              <w:spacing w:before="40" w:after="40"/>
               <w:rPr>
                 <w:rFonts w:ascii="NikoshBAN" w:hAnsi="NikoshBAN" w:cs="NikoshBAN"/>
               </w:rPr>
@@ -2783,6 +2829,7 @@
           </w:tcPr>
           <w:p>
             <w:pPr>
+              <w:spacing w:before="40" w:after="40"/>
               <w:rPr>
                 <w:rFonts w:ascii="NikoshBAN" w:hAnsi="NikoshBAN" w:cs="NikoshBAN"/>
               </w:rPr>
@@ -2793,150 +2840,6 @@
                 <w:b/>
               </w:rPr>
               <w:t>কী করবেন</w:t>
-            </w:r>
-          </w:p>
-        </w:tc>
-      </w:tr>
-      <w:tr>
-        <w:trPr>
-          <w:jc w:val="center"/>
-        </w:trPr>
-        <w:tc>
-          <w:tcPr>
-            <w:tcW w:w="2551" w:type="dxa"/>
-          </w:tcPr>
-          <w:p>
-            <w:pPr>
-              <w:rPr>
-                <w:rFonts w:cs="Calibri"/>
-              </w:rPr>
-            </w:pPr>
-            <w:r>
-              <w:rPr>
-                <w:rFonts w:cs="Calibri"/>
-              </w:rPr>
-              <w:t>Hold (tentative)</w:t>
-            </w:r>
-          </w:p>
-        </w:tc>
-        <w:tc>
-          <w:tcPr>
-            <w:tcW w:w="1417" w:type="dxa"/>
-          </w:tcPr>
-          <w:p>
-            <w:pPr>
-              <w:rPr>
-                <w:rFonts w:ascii="NikoshBAN" w:hAnsi="NikoshBAN" w:cs="NikoshBAN"/>
-              </w:rPr>
-            </w:pPr>
-            <w:r>
-              <w:rPr>
-                <w:rFonts w:ascii="NikoshBAN" w:hAnsi="NikoshBAN" w:cs="NikoshBAN"/>
-              </w:rPr>
-              <w:t>প্রত্যাখ্যাত</w:t>
-            </w:r>
-          </w:p>
-        </w:tc>
-        <w:tc>
-          <w:tcPr>
-            <w:tcW w:w="5669" w:type="dxa"/>
-          </w:tcPr>
-          <w:p>
-            <w:pPr>
-              <w:jc w:val="both"/>
-              <w:rPr>
-                <w:rFonts w:ascii="NikoshBAN" w:hAnsi="NikoshBAN" w:cs="NikoshBAN"/>
-              </w:rPr>
-            </w:pPr>
-            <w:r>
-              <w:rPr>
-                <w:rFonts w:ascii="NikoshBAN" w:hAnsi="NikoshBAN" w:cs="NikoshBAN"/>
-              </w:rPr>
-              <w:t xml:space="preserve">কিছু না </w:t>
-            </w:r>
-            <w:r>
-              <w:rPr>
-                <w:rFonts w:ascii="Times New Roman" w:hAnsi="Times New Roman" w:cs="Times New Roman"/>
-              </w:rPr>
-              <w:t>—</w:t>
-            </w:r>
-            <w:r>
-              <w:rPr>
-                <w:rFonts w:ascii="NikoshBAN" w:hAnsi="NikoshBAN" w:cs="NikoshBAN"/>
-              </w:rPr>
-              <w:t xml:space="preserve"> </w:t>
-            </w:r>
-            <w:r>
-              <w:rPr>
-                <w:rFonts w:cs="Calibri"/>
-              </w:rPr>
-              <w:t>hold</w:t>
-            </w:r>
-            <w:r>
-              <w:rPr>
-                <w:rFonts w:ascii="NikoshBAN" w:hAnsi="NikoshBAN" w:cs="NikoshBAN"/>
-              </w:rPr>
-              <w:t xml:space="preserve"> নিজের সম</w:t>
-            </w:r>
-            <w:r>
-              <w:rPr>
-                <w:rFonts w:ascii="NikoshBAN" w:hAnsi="NikoshBAN" w:cs="NikoshBAN"/>
-              </w:rPr>
-              <w:t>য়ে</w:t>
-            </w:r>
-            <w:r>
-              <w:rPr>
-                <w:rFonts w:ascii="NikoshBAN" w:hAnsi="NikoshBAN" w:cs="NikoshBAN"/>
-              </w:rPr>
-              <w:t xml:space="preserve"> নিজেই মে</w:t>
-            </w:r>
-            <w:r>
-              <w:rPr>
-                <w:rFonts w:ascii="NikoshBAN" w:hAnsi="NikoshBAN" w:cs="NikoshBAN"/>
-              </w:rPr>
-              <w:t>য়া</w:t>
-            </w:r>
-            <w:r>
-              <w:rPr>
-                <w:rFonts w:ascii="NikoshBAN" w:hAnsi="NikoshBAN" w:cs="NikoshBAN"/>
-              </w:rPr>
-              <w:t>দোত্তীর্ণ হ</w:t>
-            </w:r>
-            <w:r>
-              <w:rPr>
-                <w:rFonts w:ascii="NikoshBAN" w:hAnsi="NikoshBAN" w:cs="NikoshBAN"/>
-              </w:rPr>
-              <w:t>য়</w:t>
-            </w:r>
-            <w:r>
-              <w:rPr>
-                <w:rFonts w:ascii="NikoshBAN" w:hAnsi="NikoshBAN" w:cs="NikoshBAN"/>
-              </w:rPr>
-              <w:t>, রুম ছেড়ে দে</w:t>
-            </w:r>
-            <w:r>
-              <w:rPr>
-                <w:rFonts w:ascii="NikoshBAN" w:hAnsi="NikoshBAN" w:cs="NikoshBAN"/>
-              </w:rPr>
-              <w:t>য়</w:t>
-            </w:r>
-            <w:r>
-              <w:rPr>
-                <w:rFonts w:ascii="NikoshBAN" w:hAnsi="NikoshBAN" w:cs="NikoshBAN"/>
-              </w:rPr>
-              <w:t xml:space="preserve">। অ্যাডভান্স নিলে আগে </w:t>
-            </w:r>
-            <w:r>
-              <w:rPr>
-                <w:rFonts w:cs="Calibri"/>
-              </w:rPr>
-              <w:t>Confirm</w:t>
-            </w:r>
-            <w:r>
-              <w:rPr>
-                <w:rFonts w:ascii="NikoshBAN" w:hAnsi="NikoshBAN" w:cs="NikoshBAN"/>
-              </w:rPr>
-              <w:t xml:space="preserve"> করুন।</w:t>
             </w:r>
           </w:p>
         </w:tc>
@@ -2952,27 +2855,16 @@
           </w:tcPr>
           <w:p>
             <w:pPr>
-              <w:rPr>
-                <w:rFonts w:ascii="NikoshBAN" w:hAnsi="NikoshBAN" w:cs="NikoshBAN"/>
+              <w:spacing w:before="40" w:after="40"/>
+              <w:rPr>
+                <w:rFonts w:cs="Calibri"/>
               </w:rPr>
             </w:pPr>
             <w:r>
               <w:rPr>
-                <w:rFonts w:ascii="NikoshBAN" w:hAnsi="NikoshBAN" w:cs="NikoshBAN"/>
-              </w:rPr>
-              <w:t>চেক-ইনের দিন এখনো শেষ হ</w:t>
-            </w:r>
-            <w:r>
-              <w:rPr>
-                <w:rFonts w:ascii="NikoshBAN" w:hAnsi="NikoshBAN" w:cs="NikoshBAN"/>
-              </w:rPr>
-              <w:t>য়</w:t>
-            </w:r>
-            <w:r>
-              <w:rPr>
-                <w:rFonts w:ascii="NikoshBAN" w:hAnsi="NikoshBAN" w:cs="NikoshBAN"/>
-              </w:rPr>
-              <w:t>নি</w:t>
+                <w:rFonts w:cs="Calibri"/>
+              </w:rPr>
+              <w:t>Hold (tentative)</w:t>
             </w:r>
           </w:p>
         </w:tc>
@@ -2983,6 +2875,7 @@
           </w:tcPr>
           <w:p>
             <w:pPr>
+              <w:spacing w:before="40" w:after="40"/>
               <w:rPr>
                 <w:rFonts w:ascii="NikoshBAN" w:hAnsi="NikoshBAN" w:cs="NikoshBAN"/>
               </w:rPr>
@@ -3002,7 +2895,7 @@
           </w:tcPr>
           <w:p>
             <w:pPr>
-              <w:jc w:val="both"/>
+              <w:spacing w:before="40" w:after="40"/>
               <w:rPr>
                 <w:rFonts w:ascii="NikoshBAN" w:hAnsi="NikoshBAN" w:cs="NikoshBAN"/>
               </w:rPr>
@@ -3011,7 +2904,91 @@
               <w:rPr>
                 <w:rFonts w:ascii="NikoshBAN" w:hAnsi="NikoshBAN" w:cs="NikoshBAN"/>
               </w:rPr>
-              <w:t>পরদিন সকালে করুন। গেস্ট ফোনে বাতিল করলে Cancel।</w:t>
+              <w:t xml:space="preserve">কিছু না </w:t>
+            </w:r>
+            <w:r>
+              <w:rPr>
+                <w:rFonts w:ascii="Times New Roman" w:hAnsi="Times New Roman" w:cs="Times New Roman"/>
+              </w:rPr>
+              <w:t>—</w:t>
+            </w:r>
+            <w:r>
+              <w:rPr>
+                <w:rFonts w:ascii="NikoshBAN" w:hAnsi="NikoshBAN" w:cs="NikoshBAN"/>
+              </w:rPr>
+              <w:t xml:space="preserve"> </w:t>
+            </w:r>
+            <w:r>
+              <w:rPr>
+                <w:rFonts w:cs="Calibri"/>
+              </w:rPr>
+              <w:t>hold</w:t>
+            </w:r>
+            <w:r>
+              <w:rPr>
+                <w:rFonts w:ascii="NikoshBAN" w:hAnsi="NikoshBAN" w:cs="NikoshBAN"/>
+              </w:rPr>
+              <w:t xml:space="preserve"> নিজের সম</w:t>
+            </w:r>
+            <w:r>
+              <w:rPr>
+                <w:rFonts w:ascii="NikoshBAN" w:hAnsi="NikoshBAN" w:cs="NikoshBAN"/>
+              </w:rPr>
+              <w:t>য়ে</w:t>
+            </w:r>
+            <w:r>
+              <w:rPr>
+                <w:rFonts w:ascii="NikoshBAN" w:hAnsi="NikoshBAN" w:cs="NikoshBAN"/>
+              </w:rPr>
+              <w:t xml:space="preserve"> নিজেই মে</w:t>
+            </w:r>
+            <w:r>
+              <w:rPr>
+                <w:rFonts w:ascii="NikoshBAN" w:hAnsi="NikoshBAN" w:cs="NikoshBAN"/>
+              </w:rPr>
+              <w:t>য়া</w:t>
+            </w:r>
+            <w:r>
+              <w:rPr>
+                <w:rFonts w:ascii="NikoshBAN" w:hAnsi="NikoshBAN" w:cs="NikoshBAN"/>
+              </w:rPr>
+              <w:t>দোত্তীর্ণ হ</w:t>
+            </w:r>
+            <w:r>
+              <w:rPr>
+                <w:rFonts w:ascii="NikoshBAN" w:hAnsi="NikoshBAN" w:cs="NikoshBAN"/>
+              </w:rPr>
+              <w:t>য়</w:t>
+            </w:r>
+            <w:r>
+              <w:rPr>
+                <w:rFonts w:ascii="NikoshBAN" w:hAnsi="NikoshBAN" w:cs="NikoshBAN"/>
+              </w:rPr>
+              <w:t>, রুম ছেড়ে দে</w:t>
+            </w:r>
+            <w:r>
+              <w:rPr>
+                <w:rFonts w:ascii="NikoshBAN" w:hAnsi="NikoshBAN" w:cs="NikoshBAN"/>
+              </w:rPr>
+              <w:t>য়</w:t>
+            </w:r>
+            <w:r>
+              <w:rPr>
+                <w:rFonts w:ascii="NikoshBAN" w:hAnsi="NikoshBAN" w:cs="NikoshBAN"/>
+              </w:rPr>
+              <w:t xml:space="preserve">। অ্যাডভান্স নিলে আগে </w:t>
+            </w:r>
+            <w:r>
+              <w:rPr>
+                <w:rFonts w:cs="Calibri"/>
+              </w:rPr>
+              <w:t>Confirm</w:t>
+            </w:r>
+            <w:r>
+              <w:rPr>
+                <w:rFonts w:ascii="NikoshBAN" w:hAnsi="NikoshBAN" w:cs="NikoshBAN"/>
+              </w:rPr>
+              <w:t xml:space="preserve"> করুন।</w:t>
             </w:r>
           </w:p>
         </w:tc>
@@ -3027,6 +3004,7 @@
           </w:tcPr>
           <w:p>
             <w:pPr>
+              <w:spacing w:before="40" w:after="40"/>
               <w:rPr>
                 <w:rFonts w:ascii="NikoshBAN" w:hAnsi="NikoshBAN" w:cs="NikoshBAN"/>
               </w:rPr>
@@ -3035,7 +3013,19 @@
               <w:rPr>
                 <w:rFonts w:ascii="NikoshBAN" w:hAnsi="NikoshBAN" w:cs="NikoshBAN"/>
               </w:rPr>
-              <w:t>কোনো রুমে গেস্ট রেকর্ড করা আছে</w:t>
+              <w:t>চেক-ইনের দিন এখনো শেষ হ</w:t>
+            </w:r>
+            <w:r>
+              <w:rPr>
+                <w:rFonts w:ascii="NikoshBAN" w:hAnsi="NikoshBAN" w:cs="NikoshBAN"/>
+              </w:rPr>
+              <w:t>য়</w:t>
+            </w:r>
+            <w:r>
+              <w:rPr>
+                <w:rFonts w:ascii="NikoshBAN" w:hAnsi="NikoshBAN" w:cs="NikoshBAN"/>
+              </w:rPr>
+              <w:t>নি</w:t>
             </w:r>
           </w:p>
         </w:tc>
@@ -3046,6 +3036,7 @@
           </w:tcPr>
           <w:p>
             <w:pPr>
+              <w:spacing w:before="40" w:after="40"/>
               <w:rPr>
                 <w:rFonts w:ascii="NikoshBAN" w:hAnsi="NikoshBAN" w:cs="NikoshBAN"/>
               </w:rPr>
@@ -3065,7 +3056,7 @@
           </w:tcPr>
           <w:p>
             <w:pPr>
-              <w:jc w:val="both"/>
+              <w:spacing w:before="40" w:after="40"/>
               <w:rPr>
                 <w:rFonts w:ascii="NikoshBAN" w:hAnsi="NikoshBAN" w:cs="NikoshBAN"/>
               </w:rPr>
@@ -3074,55 +3065,7 @@
               <w:rPr>
                 <w:rFonts w:ascii="NikoshBAN" w:hAnsi="NikoshBAN" w:cs="NikoshBAN"/>
               </w:rPr>
-              <w:t xml:space="preserve">কেউ এসেছেন </w:t>
-            </w:r>
-            <w:r>
-              <w:rPr>
-                <w:rFonts w:ascii="Times New Roman" w:hAnsi="Times New Roman" w:cs="Times New Roman"/>
-              </w:rPr>
-              <w:t>—</w:t>
-            </w:r>
-            <w:r>
-              <w:rPr>
-                <w:rFonts w:ascii="NikoshBAN" w:hAnsi="NikoshBAN" w:cs="NikoshBAN"/>
-              </w:rPr>
-              <w:t xml:space="preserve"> </w:t>
-            </w:r>
-            <w:r>
-              <w:rPr>
-                <w:rFonts w:cs="Calibri"/>
-              </w:rPr>
-              <w:t>Check out</w:t>
-            </w:r>
-            <w:r>
-              <w:rPr>
-                <w:rFonts w:ascii="NikoshBAN" w:hAnsi="NikoshBAN" w:cs="NikoshBAN"/>
-              </w:rPr>
-              <w:t xml:space="preserve"> করুন। ভুলে নাম লিখলে আগে </w:t>
-            </w:r>
-            <w:r>
-              <w:rPr>
-                <w:rFonts w:cs="Calibri"/>
-              </w:rPr>
-              <w:t>Check in</w:t>
-            </w:r>
-            <w:r>
-              <w:rPr>
-                <w:rFonts w:ascii="NikoshBAN" w:hAnsi="NikoshBAN" w:cs="NikoshBAN"/>
-              </w:rPr>
-              <w:t xml:space="preserve"> পর্দা</w:t>
-            </w:r>
-            <w:r>
-              <w:rPr>
-                <w:rFonts w:ascii="NikoshBAN" w:hAnsi="NikoshBAN" w:cs="NikoshBAN"/>
-              </w:rPr>
-              <w:t>য়</w:t>
-            </w:r>
-            <w:r>
-              <w:rPr>
-                <w:rFonts w:ascii="NikoshBAN" w:hAnsi="NikoshBAN" w:cs="NikoshBAN"/>
-              </w:rPr>
-              <w:t xml:space="preserve"> নাম সরান।</w:t>
+              <w:t>পরদিন সকালে করুন। গেস্ট ফোনে বাতিল করলে Cancel।</w:t>
             </w:r>
           </w:p>
         </w:tc>
@@ -3138,6 +3081,7 @@
           </w:tcPr>
           <w:p>
             <w:pPr>
+              <w:spacing w:before="40" w:after="40"/>
               <w:rPr>
                 <w:rFonts w:ascii="NikoshBAN" w:hAnsi="NikoshBAN" w:cs="NikoshBAN"/>
               </w:rPr>
@@ -3146,43 +3090,7 @@
               <w:rPr>
                 <w:rFonts w:ascii="NikoshBAN" w:hAnsi="NikoshBAN" w:cs="NikoshBAN"/>
               </w:rPr>
-              <w:t>বিল হ</w:t>
-            </w:r>
-            <w:r>
-              <w:rPr>
-                <w:rFonts w:ascii="NikoshBAN" w:hAnsi="NikoshBAN" w:cs="NikoshBAN"/>
-              </w:rPr>
-              <w:t>য়ে</w:t>
-            </w:r>
-            <w:r>
-              <w:rPr>
-                <w:rFonts w:ascii="NikoshBAN" w:hAnsi="NikoshBAN" w:cs="NikoshBAN"/>
-              </w:rPr>
-              <w:t xml:space="preserve"> গেছে (</w:t>
-            </w:r>
-            <w:r>
-              <w:rPr>
-                <w:rFonts w:cs="Calibri"/>
-              </w:rPr>
-              <w:t>Bill the nights</w:t>
-            </w:r>
-            <w:r>
-              <w:rPr>
-                <w:rFonts w:ascii="NikoshBAN" w:hAnsi="NikoshBAN" w:cs="NikoshBAN"/>
-              </w:rPr>
-              <w:t xml:space="preserve"> চাপা হ</w:t>
-            </w:r>
-            <w:r>
-              <w:rPr>
-                <w:rFonts w:ascii="NikoshBAN" w:hAnsi="NikoshBAN" w:cs="NikoshBAN"/>
-              </w:rPr>
-              <w:t>য়ে</w:t>
-            </w:r>
-            <w:r>
-              <w:rPr>
-                <w:rFonts w:ascii="NikoshBAN" w:hAnsi="NikoshBAN" w:cs="NikoshBAN"/>
-              </w:rPr>
-              <w:t>ছে)</w:t>
+              <w:t>কোনো রুমে গেস্ট রেকর্ড করা আছে</w:t>
             </w:r>
           </w:p>
         </w:tc>
@@ -3193,6 +3101,7 @@
           </w:tcPr>
           <w:p>
             <w:pPr>
+              <w:spacing w:before="40" w:after="40"/>
               <w:rPr>
                 <w:rFonts w:ascii="NikoshBAN" w:hAnsi="NikoshBAN" w:cs="NikoshBAN"/>
               </w:rPr>
@@ -3212,7 +3121,7 @@
           </w:tcPr>
           <w:p>
             <w:pPr>
-              <w:jc w:val="both"/>
+              <w:spacing w:before="40" w:after="40"/>
               <w:rPr>
                 <w:rFonts w:ascii="NikoshBAN" w:hAnsi="NikoshBAN" w:cs="NikoshBAN"/>
               </w:rPr>
@@ -3221,31 +3130,43 @@
               <w:rPr>
                 <w:rFonts w:ascii="NikoshBAN" w:hAnsi="NikoshBAN" w:cs="NikoshBAN"/>
               </w:rPr>
-              <w:t>বিল হও</w:t>
-            </w:r>
-            <w:r>
-              <w:rPr>
-                <w:rFonts w:ascii="NikoshBAN" w:hAnsi="NikoshBAN" w:cs="NikoshBAN"/>
-              </w:rPr>
-              <w:t>য়া</w:t>
-            </w:r>
-            <w:r>
-              <w:rPr>
-                <w:rFonts w:ascii="NikoshBAN" w:hAnsi="NikoshBAN" w:cs="NikoshBAN"/>
-              </w:rPr>
-              <w:t xml:space="preserve"> রাত ফেরত নেও</w:t>
-            </w:r>
-            <w:r>
-              <w:rPr>
-                <w:rFonts w:ascii="NikoshBAN" w:hAnsi="NikoshBAN" w:cs="NikoshBAN"/>
-              </w:rPr>
-              <w:t>য়া</w:t>
-            </w:r>
-            <w:r>
-              <w:rPr>
-                <w:rFonts w:ascii="NikoshBAN" w:hAnsi="NikoshBAN" w:cs="NikoshBAN"/>
-              </w:rPr>
-              <w:t xml:space="preserve"> যা</w:t>
+              <w:t xml:space="preserve">কেউ এসেছেন </w:t>
+            </w:r>
+            <w:r>
+              <w:rPr>
+                <w:rFonts w:ascii="Times New Roman" w:hAnsi="Times New Roman" w:cs="Times New Roman"/>
+              </w:rPr>
+              <w:t>—</w:t>
+            </w:r>
+            <w:r>
+              <w:rPr>
+                <w:rFonts w:ascii="NikoshBAN" w:hAnsi="NikoshBAN" w:cs="NikoshBAN"/>
+              </w:rPr>
+              <w:t xml:space="preserve"> </w:t>
+            </w:r>
+            <w:r>
+              <w:rPr>
+                <w:rFonts w:cs="Calibri"/>
+              </w:rPr>
+              <w:t>Check out</w:t>
+            </w:r>
+            <w:r>
+              <w:rPr>
+                <w:rFonts w:ascii="NikoshBAN" w:hAnsi="NikoshBAN" w:cs="NikoshBAN"/>
+              </w:rPr>
+              <w:t xml:space="preserve"> করুন। ভুলে নাম লিখলে আগে </w:t>
+            </w:r>
+            <w:r>
+              <w:rPr>
+                <w:rFonts w:cs="Calibri"/>
+              </w:rPr>
+              <w:t>Check in</w:t>
+            </w:r>
+            <w:r>
+              <w:rPr>
+                <w:rFonts w:ascii="NikoshBAN" w:hAnsi="NikoshBAN" w:cs="NikoshBAN"/>
+              </w:rPr>
+              <w:t xml:space="preserve"> পর্দা</w:t>
             </w:r>
             <w:r>
               <w:rPr>
@@ -3257,43 +3178,7 @@
               <w:rPr>
                 <w:rFonts w:ascii="NikoshBAN" w:hAnsi="NikoshBAN" w:cs="NikoshBAN"/>
               </w:rPr>
-              <w:t xml:space="preserve"> না (ভ্যাট বসে গেছে) </w:t>
-            </w:r>
-            <w:r>
-              <w:rPr>
-                <w:rFonts w:ascii="Times New Roman" w:hAnsi="Times New Roman" w:cs="Times New Roman"/>
-              </w:rPr>
-              <w:t>—</w:t>
-            </w:r>
-            <w:r>
-              <w:rPr>
-                <w:rFonts w:ascii="NikoshBAN" w:hAnsi="NikoshBAN" w:cs="NikoshBAN"/>
-              </w:rPr>
-              <w:t xml:space="preserve"> </w:t>
-            </w:r>
-            <w:r>
-              <w:rPr>
-                <w:rFonts w:cs="Calibri"/>
-              </w:rPr>
-              <w:t>Check out</w:t>
-            </w:r>
-            <w:r>
-              <w:rPr>
-                <w:rFonts w:ascii="NikoshBAN" w:hAnsi="NikoshBAN" w:cs="NikoshBAN"/>
-              </w:rPr>
-              <w:t xml:space="preserve"> করে বকে</w:t>
-            </w:r>
-            <w:r>
-              <w:rPr>
-                <w:rFonts w:ascii="NikoshBAN" w:hAnsi="NikoshBAN" w:cs="NikoshBAN"/>
-              </w:rPr>
-              <w:t>য়া</w:t>
-            </w:r>
-            <w:r>
-              <w:rPr>
-                <w:rFonts w:ascii="NikoshBAN" w:hAnsi="NikoshBAN" w:cs="NikoshBAN"/>
-              </w:rPr>
-              <w:t xml:space="preserve"> মেটান বা কারও নামে দিন।</w:t>
+              <w:t xml:space="preserve"> নাম সরান।</w:t>
             </w:r>
           </w:p>
         </w:tc>
@@ -3309,21 +3194,52 @@
           </w:tcPr>
           <w:p>
             <w:pPr>
+              <w:spacing w:before="40" w:after="40"/>
               <w:rPr>
                 <w:rFonts w:ascii="NikoshBAN" w:hAnsi="NikoshBAN" w:cs="NikoshBAN"/>
               </w:rPr>
             </w:pPr>
             <w:r>
               <w:rPr>
+                <w:rFonts w:ascii="NikoshBAN" w:hAnsi="NikoshBAN" w:cs="NikoshBAN"/>
+              </w:rPr>
+              <w:t>বিল হ</w:t>
+            </w:r>
+            <w:r>
+              <w:rPr>
+                <w:rFonts w:ascii="NikoshBAN" w:hAnsi="NikoshBAN" w:cs="NikoshBAN"/>
+              </w:rPr>
+              <w:t>য়ে</w:t>
+            </w:r>
+            <w:r>
+              <w:rPr>
+                <w:rFonts w:ascii="NikoshBAN" w:hAnsi="NikoshBAN" w:cs="NikoshBAN"/>
+              </w:rPr>
+              <w:t xml:space="preserve"> গেছে (</w:t>
+            </w:r>
+            <w:r>
+              <w:rPr>
                 <w:rFonts w:cs="Calibri"/>
               </w:rPr>
-              <w:t>Walk-in</w:t>
-            </w:r>
-            <w:r>
-              <w:rPr>
-                <w:rFonts w:ascii="NikoshBAN" w:hAnsi="NikoshBAN" w:cs="NikoshBAN"/>
-              </w:rPr>
-              <w:t xml:space="preserve"> বিক্রি</w:t>
+              <w:t>Bill the nights</w:t>
+            </w:r>
+            <w:r>
+              <w:rPr>
+                <w:rFonts w:ascii="NikoshBAN" w:hAnsi="NikoshBAN" w:cs="NikoshBAN"/>
+              </w:rPr>
+              <w:t xml:space="preserve"> চাপা হ</w:t>
+            </w:r>
+            <w:r>
+              <w:rPr>
+                <w:rFonts w:ascii="NikoshBAN" w:hAnsi="NikoshBAN" w:cs="NikoshBAN"/>
+              </w:rPr>
+              <w:t>য়ে</w:t>
+            </w:r>
+            <w:r>
+              <w:rPr>
+                <w:rFonts w:ascii="NikoshBAN" w:hAnsi="NikoshBAN" w:cs="NikoshBAN"/>
+              </w:rPr>
+              <w:t>ছে)</w:t>
             </w:r>
           </w:p>
         </w:tc>
@@ -3334,6 +3250,7 @@
           </w:tcPr>
           <w:p>
             <w:pPr>
+              <w:spacing w:before="40" w:after="40"/>
               <w:rPr>
                 <w:rFonts w:ascii="NikoshBAN" w:hAnsi="NikoshBAN" w:cs="NikoshBAN"/>
               </w:rPr>
@@ -3353,21 +3270,88 @@
           </w:tcPr>
           <w:p>
             <w:pPr>
+              <w:spacing w:before="40" w:after="40"/>
               <w:rPr>
                 <w:rFonts w:ascii="NikoshBAN" w:hAnsi="NikoshBAN" w:cs="NikoshBAN"/>
               </w:rPr>
             </w:pPr>
             <w:r>
               <w:rPr>
+                <w:rFonts w:ascii="NikoshBAN" w:hAnsi="NikoshBAN" w:cs="NikoshBAN"/>
+              </w:rPr>
+              <w:t>বিল হও</w:t>
+            </w:r>
+            <w:r>
+              <w:rPr>
+                <w:rFonts w:ascii="NikoshBAN" w:hAnsi="NikoshBAN" w:cs="NikoshBAN"/>
+              </w:rPr>
+              <w:t>য়া</w:t>
+            </w:r>
+            <w:r>
+              <w:rPr>
+                <w:rFonts w:ascii="NikoshBAN" w:hAnsi="NikoshBAN" w:cs="NikoshBAN"/>
+              </w:rPr>
+              <w:t xml:space="preserve"> রাত ফেরত নেও</w:t>
+            </w:r>
+            <w:r>
+              <w:rPr>
+                <w:rFonts w:ascii="NikoshBAN" w:hAnsi="NikoshBAN" w:cs="NikoshBAN"/>
+              </w:rPr>
+              <w:t>য়া</w:t>
+            </w:r>
+            <w:r>
+              <w:rPr>
+                <w:rFonts w:ascii="NikoshBAN" w:hAnsi="NikoshBAN" w:cs="NikoshBAN"/>
+              </w:rPr>
+              <w:t xml:space="preserve"> যা</w:t>
+            </w:r>
+            <w:r>
+              <w:rPr>
+                <w:rFonts w:ascii="NikoshBAN" w:hAnsi="NikoshBAN" w:cs="NikoshBAN"/>
+              </w:rPr>
+              <w:t>য়</w:t>
+            </w:r>
+            <w:r>
+              <w:rPr>
+                <w:rFonts w:ascii="NikoshBAN" w:hAnsi="NikoshBAN" w:cs="NikoshBAN"/>
+              </w:rPr>
+              <w:t xml:space="preserve"> না (ভ্যাট বসে গেছে) </w:t>
+            </w:r>
+            <w:r>
+              <w:rPr>
+                <w:rFonts w:ascii="Times New Roman" w:hAnsi="Times New Roman" w:cs="Times New Roman"/>
+              </w:rPr>
+              <w:t>—</w:t>
+            </w:r>
+            <w:r>
+              <w:rPr>
+                <w:rFonts w:ascii="NikoshBAN" w:hAnsi="NikoshBAN" w:cs="NikoshBAN"/>
+              </w:rPr>
+              <w:t xml:space="preserve"> </w:t>
+            </w:r>
+            <w:r>
+              <w:rPr>
                 <w:rFonts w:cs="Calibri"/>
               </w:rPr>
-              <w:t>walk-in</w:t>
-            </w:r>
-            <w:r>
-              <w:rPr>
-                <w:rFonts w:ascii="NikoshBAN" w:hAnsi="NikoshBAN" w:cs="NikoshBAN"/>
-              </w:rPr>
-              <w:t>-এ আগমন বলে কিছু নেই।</w:t>
+              <w:t>Check out</w:t>
+            </w:r>
+            <w:r>
+              <w:rPr>
+                <w:rFonts w:ascii="NikoshBAN" w:hAnsi="NikoshBAN" w:cs="NikoshBAN"/>
+              </w:rPr>
+              <w:t xml:space="preserve"> করে বকে</w:t>
+            </w:r>
+            <w:r>
+              <w:rPr>
+                <w:rFonts w:ascii="NikoshBAN" w:hAnsi="NikoshBAN" w:cs="NikoshBAN"/>
+              </w:rPr>
+              <w:t>য়া</w:t>
+            </w:r>
+            <w:r>
+              <w:rPr>
+                <w:rFonts w:ascii="NikoshBAN" w:hAnsi="NikoshBAN" w:cs="NikoshBAN"/>
+              </w:rPr>
+              <w:t xml:space="preserve"> মেটান বা কারও নামে দিন।</w:t>
             </w:r>
           </w:p>
         </w:tc>
@@ -3383,27 +3367,22 @@
           </w:tcPr>
           <w:p>
             <w:pPr>
+              <w:spacing w:before="40" w:after="40"/>
               <w:rPr>
                 <w:rFonts w:ascii="NikoshBAN" w:hAnsi="NikoshBAN" w:cs="NikoshBAN"/>
               </w:rPr>
             </w:pPr>
             <w:r>
               <w:rPr>
-                <w:rFonts w:ascii="NikoshBAN" w:hAnsi="NikoshBAN" w:cs="NikoshBAN"/>
-              </w:rPr>
-              <w:t>ফেরতের অঙ্ক জমার চে</w:t>
-            </w:r>
-            <w:r>
-              <w:rPr>
-                <w:rFonts w:ascii="NikoshBAN" w:hAnsi="NikoshBAN" w:cs="NikoshBAN"/>
-              </w:rPr>
-              <w:t>য়ে</w:t>
-            </w:r>
-            <w:r>
-              <w:rPr>
-                <w:rFonts w:ascii="NikoshBAN" w:hAnsi="NikoshBAN" w:cs="NikoshBAN"/>
-              </w:rPr>
-              <w:t xml:space="preserve"> বেশি</w:t>
+                <w:rFonts w:cs="Calibri"/>
+              </w:rPr>
+              <w:t>Walk-in</w:t>
+            </w:r>
+            <w:r>
+              <w:rPr>
+                <w:rFonts w:ascii="NikoshBAN" w:hAnsi="NikoshBAN" w:cs="NikoshBAN"/>
+              </w:rPr>
+              <w:t xml:space="preserve"> বিক্রি</w:t>
             </w:r>
           </w:p>
         </w:tc>
@@ -3414,6 +3393,7 @@
           </w:tcPr>
           <w:p>
             <w:pPr>
+              <w:spacing w:before="40" w:after="40"/>
               <w:rPr>
                 <w:rFonts w:ascii="NikoshBAN" w:hAnsi="NikoshBAN" w:cs="NikoshBAN"/>
               </w:rPr>
@@ -3433,15 +3413,22 @@
           </w:tcPr>
           <w:p>
             <w:pPr>
+              <w:spacing w:before="40" w:after="40"/>
               <w:rPr>
                 <w:rFonts w:ascii="NikoshBAN" w:hAnsi="NikoshBAN" w:cs="NikoshBAN"/>
               </w:rPr>
             </w:pPr>
             <w:r>
               <w:rPr>
-                <w:rFonts w:ascii="NikoshBAN" w:hAnsi="NikoshBAN" w:cs="NikoshBAN"/>
-              </w:rPr>
-              <w:t>জমার সমান বা কম লিখুন।</w:t>
+                <w:rFonts w:cs="Calibri"/>
+              </w:rPr>
+              <w:t>walk-in</w:t>
+            </w:r>
+            <w:r>
+              <w:rPr>
+                <w:rFonts w:ascii="NikoshBAN" w:hAnsi="NikoshBAN" w:cs="NikoshBAN"/>
+              </w:rPr>
+              <w:t>-এ আগমন বলে কিছু নেই।</w:t>
             </w:r>
           </w:p>
         </w:tc>
@@ -3457,6 +3444,7 @@
           </w:tcPr>
           <w:p>
             <w:pPr>
+              <w:spacing w:before="40" w:after="40"/>
               <w:rPr>
                 <w:rFonts w:ascii="NikoshBAN" w:hAnsi="NikoshBAN" w:cs="NikoshBAN"/>
               </w:rPr>
@@ -3465,20 +3453,19 @@
               <w:rPr>
                 <w:rFonts w:ascii="NikoshBAN" w:hAnsi="NikoshBAN" w:cs="NikoshBAN"/>
               </w:rPr>
-              <w:t xml:space="preserve">ফেরত দিচ্ছেন, কিন্তু আপনার </w:t>
-            </w:r>
-            <w:r>
-              <w:rPr>
-                <w:rFonts w:cs="Calibri"/>
-              </w:rPr>
-              <w:lastRenderedPageBreak/>
-              <w:t>hotel.folio.bill</w:t>
-            </w:r>
-            <w:r>
-              <w:rPr>
-                <w:rFonts w:ascii="NikoshBAN" w:hAnsi="NikoshBAN" w:cs="NikoshBAN"/>
-              </w:rPr>
-              <w:t xml:space="preserve"> পারমিশন নেই</w:t>
+              <w:t>ফেরতের অঙ্ক জমার চে</w:t>
+            </w:r>
+            <w:r>
+              <w:rPr>
+                <w:rFonts w:ascii="NikoshBAN" w:hAnsi="NikoshBAN" w:cs="NikoshBAN"/>
+              </w:rPr>
+              <w:t>য়ে</w:t>
+            </w:r>
+            <w:r>
+              <w:rPr>
+                <w:rFonts w:ascii="NikoshBAN" w:hAnsi="NikoshBAN" w:cs="NikoshBAN"/>
+              </w:rPr>
+              <w:t xml:space="preserve"> বেশি</w:t>
             </w:r>
           </w:p>
         </w:tc>
@@ -3489,6 +3476,7 @@
           </w:tcPr>
           <w:p>
             <w:pPr>
+              <w:spacing w:before="40" w:after="40"/>
               <w:rPr>
                 <w:rFonts w:ascii="NikoshBAN" w:hAnsi="NikoshBAN" w:cs="NikoshBAN"/>
               </w:rPr>
@@ -3497,7 +3485,6 @@
               <w:rPr>
                 <w:rFonts w:ascii="NikoshBAN" w:hAnsi="NikoshBAN" w:cs="NikoshBAN"/>
               </w:rPr>
-              <w:lastRenderedPageBreak/>
               <w:t>প্রত্যাখ্যাত</w:t>
             </w:r>
           </w:p>
@@ -3509,6 +3496,84 @@
           </w:tcPr>
           <w:p>
             <w:pPr>
+              <w:spacing w:before="40" w:after="40"/>
+              <w:rPr>
+                <w:rFonts w:ascii="NikoshBAN" w:hAnsi="NikoshBAN" w:cs="NikoshBAN"/>
+              </w:rPr>
+            </w:pPr>
+            <w:r>
+              <w:rPr>
+                <w:rFonts w:ascii="NikoshBAN" w:hAnsi="NikoshBAN" w:cs="NikoshBAN"/>
+              </w:rPr>
+              <w:t>জমার সমান বা কম লিখুন।</w:t>
+            </w:r>
+          </w:p>
+        </w:tc>
+      </w:tr>
+      <w:tr>
+        <w:trPr>
+          <w:jc w:val="center"/>
+        </w:trPr>
+        <w:tc>
+          <w:tcPr>
+            <w:tcW w:w="2551" w:type="dxa"/>
+            <w:vAlign w:val="center"/>
+          </w:tcPr>
+          <w:p>
+            <w:pPr>
+              <w:spacing w:before="40" w:after="40"/>
+              <w:rPr>
+                <w:rFonts w:ascii="NikoshBAN" w:hAnsi="NikoshBAN" w:cs="NikoshBAN"/>
+              </w:rPr>
+            </w:pPr>
+            <w:r>
+              <w:rPr>
+                <w:rFonts w:ascii="NikoshBAN" w:hAnsi="NikoshBAN" w:cs="NikoshBAN"/>
+              </w:rPr>
+              <w:t xml:space="preserve">ফেরত দিচ্ছেন, কিন্তু আপনার </w:t>
+            </w:r>
+            <w:r>
+              <w:rPr>
+                <w:rFonts w:cs="Calibri"/>
+              </w:rPr>
+              <w:t>hotel.folio.bill</w:t>
+            </w:r>
+            <w:r>
+              <w:rPr>
+                <w:rFonts w:ascii="NikoshBAN" w:hAnsi="NikoshBAN" w:cs="NikoshBAN"/>
+              </w:rPr>
+              <w:t xml:space="preserve"> পারমিশন নেই</w:t>
+            </w:r>
+          </w:p>
+        </w:tc>
+        <w:tc>
+          <w:tcPr>
+            <w:tcW w:w="1417" w:type="dxa"/>
+            <w:vAlign w:val="center"/>
+          </w:tcPr>
+          <w:p>
+            <w:pPr>
+              <w:spacing w:before="40" w:after="40"/>
+              <w:rPr>
+                <w:rFonts w:ascii="NikoshBAN" w:hAnsi="NikoshBAN" w:cs="NikoshBAN"/>
+              </w:rPr>
+            </w:pPr>
+            <w:r>
+              <w:rPr>
+                <w:rFonts w:ascii="NikoshBAN" w:hAnsi="NikoshBAN" w:cs="NikoshBAN"/>
+              </w:rPr>
+              <w:t>প্রত্যাখ্যাত</w:t>
+            </w:r>
+          </w:p>
+        </w:tc>
+        <w:tc>
+          <w:tcPr>
+            <w:tcW w:w="5669" w:type="dxa"/>
+            <w:vAlign w:val="center"/>
+          </w:tcPr>
+          <w:p>
+            <w:pPr>
+              <w:spacing w:before="40" w:after="40"/>
               <w:rPr>
                 <w:rFonts w:ascii="NikoshBAN" w:hAnsi="NikoshBAN" w:cs="NikoshBAN"/>
               </w:rPr>
@@ -4014,6 +4079,12 @@
         <w:rPr>
           <w:rFonts w:ascii="NikoshBAN" w:hAnsi="NikoshBAN" w:cs="NikoshBAN"/>
         </w:rPr>
+        <w:t xml:space="preserve">অনুচ্ছেদ: </w:t>
+      </w:r>
+      <w:r>
+        <w:rPr>
+          <w:rFonts w:ascii="NikoshBAN" w:hAnsi="NikoshBAN" w:cs="NikoshBAN"/>
+        </w:rPr>
         <w:t>৫)।</w:t>
       </w:r>
     </w:p>
@@ -4249,19 +4320,19 @@
         <w:rPr>
           <w:rFonts w:ascii="NikoshBAN" w:hAnsi="NikoshBAN" w:cs="NikoshBAN"/>
         </w:rPr>
-        <w:t xml:space="preserve"> ২০৫ যোগ, ১০১ বাদ। দুটো সমস্যা: আজকের রাত বিল হ</w:t>
-      </w:r>
-      <w:r>
-        <w:rPr>
-          <w:rFonts w:ascii="NikoshBAN" w:hAnsi="NikoshBAN" w:cs="NikoshBAN"/>
-        </w:rPr>
-        <w:t>য়ে</w:t>
-      </w:r>
-      <w:r>
-        <w:rPr>
-          <w:rFonts w:ascii="NikoshBAN" w:hAnsi="NikoshBAN" w:cs="NikoshBAN"/>
-        </w:rPr>
-        <w:t xml:space="preserve"> গেলে </w:t>
+        <w:t xml:space="preserve"> ২০৫ যোগ, ১০১ বাদ। দুটো সমস্যা: আজকের রাত বিল</w:t>
+      </w:r>
+      <w:r>
+        <w:rPr>
+          <w:rFonts w:ascii="NikoshBAN" w:hAnsi="NikoshBAN" w:cs="NikoshBAN"/>
+        </w:rPr>
+        <w:t xml:space="preserve"> হয়ে </w:t>
+      </w:r>
+      <w:r>
+        <w:rPr>
+          <w:rFonts w:ascii="NikoshBAN" w:hAnsi="NikoshBAN" w:cs="NikoshBAN"/>
+        </w:rPr>
+        <w:t xml:space="preserve">গেলে </w:t>
       </w:r>
       <w:r>
         <w:rPr>
@@ -5189,6 +5260,25 @@
     </w:p>
     <w:p>
       <w:pPr>
+        <w:spacing w:after="200"/>
+        <w:rPr>
+          <w:rFonts w:ascii="NikoshBAN" w:eastAsiaTheme="majorEastAsia" w:hAnsi="NikoshBAN" w:cs="NikoshBAN"/>
+          <w:b/>
+          <w:bCs/>
+          <w:color w:val="2E74B5"/>
+          <w:sz w:val="28"/>
+          <w:szCs w:val="26"/>
+        </w:rPr>
+      </w:pPr>
+      <w:r>
+        <w:rPr>
+          <w:rFonts w:ascii="NikoshBAN" w:hAnsi="NikoshBAN" w:cs="NikoshBAN"/>
+        </w:rPr>
+        <w:br w:type="page"/>
+      </w:r>
+    </w:p>
+    <w:p>
+      <w:pPr>
         <w:pStyle w:val="Heading2"/>
         <w:rPr>
           <w:rFonts w:ascii="NikoshBAN" w:hAnsi="NikoshBAN" w:cs="NikoshBAN"/>
@@ -5198,6 +5288,7 @@
         <w:rPr>
           <w:rFonts w:ascii="NikoshBAN" w:hAnsi="NikoshBAN" w:cs="NikoshBAN"/>
         </w:rPr>
+        <w:lastRenderedPageBreak/>
         <w:t xml:space="preserve">২.৪ </w:t>
       </w:r>
       <w:r>
@@ -5284,7 +5375,6 @@
           <w:rFonts w:ascii="NikoshBAN" w:hAnsi="NikoshBAN" w:cs="NikoshBAN"/>
           <w:b/>
         </w:rPr>
-        <w:lastRenderedPageBreak/>
         <w:t xml:space="preserve">আগের রাতগুলো </w:t>
       </w:r>
       <w:r>
@@ -5773,6 +5863,12 @@
       </w:r>
       <w:r>
         <w:rPr>
+          <w:rFonts w:ascii="Nirmala UI" w:hAnsi="Nirmala UI"/>
+        </w:rPr>
+        <w:t xml:space="preserve"> </w:t>
+      </w:r>
+      <w:r>
+        <w:rPr>
           <w:rFonts w:ascii="Times New Roman" w:hAnsi="Times New Roman" w:cs="Times New Roman"/>
         </w:rPr>
         <w:t>→</w:t>
@@ -5847,7 +5943,19 @@
         <w:rPr>
           <w:rFonts w:cs="Calibri"/>
         </w:rPr>
-        <w:t>"MB / 101 — 15 Sep → MB / 205"</w:t>
+        <w:t xml:space="preserve">"MB / 101 — 15 Sep </w:t>
+      </w:r>
+      <w:r>
+        <w:rPr>
+          <w:rFonts w:ascii="Times New Roman" w:hAnsi="Times New Roman" w:cs="Times New Roman"/>
+        </w:rPr>
+        <w:t>→</w:t>
+      </w:r>
+      <w:r>
+        <w:rPr>
+          <w:rFonts w:cs="Calibri"/>
+        </w:rPr>
+        <w:t xml:space="preserve"> MB / 205"</w:t>
       </w:r>
       <w:r>
         <w:rPr>
@@ -6240,7 +6348,19 @@
               <w:rPr>
                 <w:rFonts w:ascii="NikoshBAN" w:hAnsi="NikoshBAN" w:cs="NikoshBAN"/>
               </w:rPr>
-              <w:t xml:space="preserve"> রেখে সরান, পার্থক্য ফোলিওতে আলাদা চার্জ হিসেবে যোগ করুন (বা কম হলে ছাড় দিন)।</w:t>
+              <w:t xml:space="preserve"> রেখে সরান, পার্থক্য ফোলিওতে আলাদা চার্জ হিসেবে যোগ করুন (বা কম হলে </w:t>
+            </w:r>
+            <w:r>
+              <w:rPr>
+                <w:rFonts w:ascii="NikoshBAN" w:hAnsi="NikoshBAN" w:cs="NikoshBAN"/>
+              </w:rPr>
+              <w:t xml:space="preserve">ছাড় </w:t>
+            </w:r>
+            <w:r>
+              <w:rPr>
+                <w:rFonts w:ascii="NikoshBAN" w:hAnsi="NikoshBAN" w:cs="NikoshBAN"/>
+              </w:rPr>
+              <w:t>দিন)।</w:t>
             </w:r>
           </w:p>
         </w:tc>
@@ -6427,9 +6547,11 @@
         <w:tc>
           <w:tcPr>
             <w:tcW w:w="3969" w:type="dxa"/>
+            <w:vAlign w:val="center"/>
           </w:tcPr>
           <w:p>
             <w:pPr>
+              <w:spacing w:before="40" w:after="40"/>
               <w:rPr>
                 <w:rFonts w:ascii="NikoshBAN" w:hAnsi="NikoshBAN" w:cs="NikoshBAN"/>
               </w:rPr>
@@ -6445,9 +6567,11 @@
         <w:tc>
           <w:tcPr>
             <w:tcW w:w="5669" w:type="dxa"/>
+            <w:vAlign w:val="center"/>
           </w:tcPr>
           <w:p>
             <w:pPr>
+              <w:spacing w:before="40" w:after="40"/>
               <w:rPr>
                 <w:rFonts w:ascii="NikoshBAN" w:hAnsi="NikoshBAN" w:cs="NikoshBAN"/>
               </w:rPr>
@@ -6510,9 +6634,11 @@
         <w:tc>
           <w:tcPr>
             <w:tcW w:w="3969" w:type="dxa"/>
+            <w:vAlign w:val="center"/>
           </w:tcPr>
           <w:p>
             <w:pPr>
+              <w:spacing w:before="40" w:after="40"/>
               <w:rPr>
                 <w:rFonts w:ascii="NikoshBAN" w:hAnsi="NikoshBAN" w:cs="NikoshBAN"/>
               </w:rPr>
@@ -6540,9 +6666,11 @@
         <w:tc>
           <w:tcPr>
             <w:tcW w:w="5669" w:type="dxa"/>
+            <w:vAlign w:val="center"/>
           </w:tcPr>
           <w:p>
             <w:pPr>
+              <w:spacing w:before="40" w:after="40"/>
               <w:rPr>
                 <w:rFonts w:ascii="NikoshBAN" w:hAnsi="NikoshBAN" w:cs="NikoshBAN"/>
               </w:rPr>
@@ -6623,9 +6751,11 @@
         <w:tc>
           <w:tcPr>
             <w:tcW w:w="3969" w:type="dxa"/>
+            <w:vAlign w:val="center"/>
           </w:tcPr>
           <w:p>
             <w:pPr>
+              <w:spacing w:before="40" w:after="40"/>
               <w:rPr>
                 <w:rFonts w:ascii="NikoshBAN" w:hAnsi="NikoshBAN" w:cs="NikoshBAN"/>
               </w:rPr>
@@ -6647,9 +6777,11 @@
         <w:tc>
           <w:tcPr>
             <w:tcW w:w="5669" w:type="dxa"/>
+            <w:vAlign w:val="center"/>
           </w:tcPr>
           <w:p>
             <w:pPr>
+              <w:spacing w:before="40" w:after="40"/>
               <w:rPr>
                 <w:rFonts w:ascii="NikoshBAN" w:hAnsi="NikoshBAN" w:cs="NikoshBAN"/>
               </w:rPr>
@@ -6694,9 +6826,11 @@
         <w:tc>
           <w:tcPr>
             <w:tcW w:w="3969" w:type="dxa"/>
+            <w:vAlign w:val="center"/>
           </w:tcPr>
           <w:p>
             <w:pPr>
+              <w:spacing w:before="40" w:after="40"/>
               <w:rPr>
                 <w:rFonts w:ascii="NikoshBAN" w:hAnsi="NikoshBAN" w:cs="NikoshBAN"/>
               </w:rPr>
@@ -6712,9 +6846,11 @@
         <w:tc>
           <w:tcPr>
             <w:tcW w:w="5669" w:type="dxa"/>
+            <w:vAlign w:val="center"/>
           </w:tcPr>
           <w:p>
             <w:pPr>
+              <w:spacing w:before="40" w:after="40"/>
               <w:rPr>
                 <w:rFonts w:ascii="NikoshBAN" w:hAnsi="NikoshBAN" w:cs="NikoshBAN"/>
               </w:rPr>
@@ -6735,9 +6871,11 @@
         <w:tc>
           <w:tcPr>
             <w:tcW w:w="3969" w:type="dxa"/>
+            <w:vAlign w:val="center"/>
           </w:tcPr>
           <w:p>
             <w:pPr>
+              <w:spacing w:before="40" w:after="40"/>
               <w:rPr>
                 <w:rFonts w:ascii="NikoshBAN" w:hAnsi="NikoshBAN" w:cs="NikoshBAN"/>
               </w:rPr>
@@ -6771,9 +6909,11 @@
         <w:tc>
           <w:tcPr>
             <w:tcW w:w="5669" w:type="dxa"/>
+            <w:vAlign w:val="center"/>
           </w:tcPr>
           <w:p>
             <w:pPr>
+              <w:spacing w:before="40" w:after="40"/>
               <w:rPr>
                 <w:rFonts w:ascii="NikoshBAN" w:hAnsi="NikoshBAN" w:cs="NikoshBAN"/>
               </w:rPr>
@@ -6806,9 +6946,11 @@
         <w:tc>
           <w:tcPr>
             <w:tcW w:w="3969" w:type="dxa"/>
+            <w:vAlign w:val="center"/>
           </w:tcPr>
           <w:p>
             <w:pPr>
+              <w:spacing w:before="40" w:after="40"/>
               <w:rPr>
                 <w:rFonts w:ascii="NikoshBAN" w:hAnsi="NikoshBAN" w:cs="NikoshBAN"/>
               </w:rPr>
@@ -6830,9 +6972,11 @@
         <w:tc>
           <w:tcPr>
             <w:tcW w:w="5669" w:type="dxa"/>
+            <w:vAlign w:val="center"/>
           </w:tcPr>
           <w:p>
             <w:pPr>
+              <w:spacing w:before="40" w:after="40"/>
               <w:rPr>
                 <w:rFonts w:ascii="NikoshBAN" w:hAnsi="NikoshBAN" w:cs="NikoshBAN"/>
               </w:rPr>
@@ -6895,9 +7039,11 @@
         <w:tc>
           <w:tcPr>
             <w:tcW w:w="3969" w:type="dxa"/>
+            <w:vAlign w:val="center"/>
           </w:tcPr>
           <w:p>
             <w:pPr>
+              <w:spacing w:before="40" w:after="40"/>
               <w:rPr>
                 <w:rFonts w:ascii="NikoshBAN" w:hAnsi="NikoshBAN" w:cs="NikoshBAN"/>
               </w:rPr>
@@ -6913,9 +7059,11 @@
         <w:tc>
           <w:tcPr>
             <w:tcW w:w="5669" w:type="dxa"/>
+            <w:vAlign w:val="center"/>
           </w:tcPr>
           <w:p>
             <w:pPr>
+              <w:spacing w:before="40" w:after="40"/>
               <w:rPr>
                 <w:rFonts w:ascii="NikoshBAN" w:hAnsi="NikoshBAN" w:cs="NikoshBAN"/>
               </w:rPr>
@@ -6966,9 +7114,11 @@
         <w:tc>
           <w:tcPr>
             <w:tcW w:w="3969" w:type="dxa"/>
+            <w:vAlign w:val="center"/>
           </w:tcPr>
           <w:p>
             <w:pPr>
+              <w:spacing w:before="40" w:after="40"/>
               <w:rPr>
                 <w:rFonts w:ascii="NikoshBAN" w:hAnsi="NikoshBAN" w:cs="NikoshBAN"/>
               </w:rPr>
@@ -6984,9 +7134,11 @@
         <w:tc>
           <w:tcPr>
             <w:tcW w:w="5669" w:type="dxa"/>
+            <w:vAlign w:val="center"/>
           </w:tcPr>
           <w:p>
             <w:pPr>
+              <w:spacing w:before="40" w:after="40"/>
               <w:rPr>
                 <w:rFonts w:ascii="NikoshBAN" w:hAnsi="NikoshBAN" w:cs="NikoshBAN"/>
               </w:rPr>
@@ -7727,6 +7879,7 @@
           </w:tcPr>
           <w:p>
             <w:pPr>
+              <w:spacing w:before="80" w:after="80"/>
               <w:rPr>
                 <w:rFonts w:ascii="NikoshBAN" w:hAnsi="NikoshBAN" w:cs="NikoshBAN"/>
               </w:rPr>
@@ -7747,6 +7900,7 @@
           </w:tcPr>
           <w:p>
             <w:pPr>
+              <w:spacing w:before="80" w:after="80"/>
               <w:rPr>
                 <w:rFonts w:ascii="NikoshBAN" w:hAnsi="NikoshBAN" w:cs="NikoshBAN"/>
               </w:rPr>
@@ -7768,9 +7922,11 @@
         <w:tc>
           <w:tcPr>
             <w:tcW w:w="2268" w:type="dxa"/>
+            <w:vAlign w:val="center"/>
           </w:tcPr>
           <w:p>
             <w:pPr>
+              <w:spacing w:before="80" w:after="80"/>
               <w:rPr>
                 <w:rFonts w:ascii="NikoshBAN" w:hAnsi="NikoshBAN" w:cs="NikoshBAN"/>
               </w:rPr>
@@ -7786,9 +7942,11 @@
         <w:tc>
           <w:tcPr>
             <w:tcW w:w="7370" w:type="dxa"/>
+            <w:vAlign w:val="center"/>
           </w:tcPr>
           <w:p>
             <w:pPr>
+              <w:spacing w:before="80" w:after="80"/>
               <w:rPr>
                 <w:rFonts w:ascii="NikoshBAN" w:hAnsi="NikoshBAN" w:cs="NikoshBAN"/>
               </w:rPr>
@@ -7809,9 +7967,11 @@
         <w:tc>
           <w:tcPr>
             <w:tcW w:w="2268" w:type="dxa"/>
+            <w:vAlign w:val="center"/>
           </w:tcPr>
           <w:p>
             <w:pPr>
+              <w:spacing w:before="80" w:after="80"/>
               <w:rPr>
                 <w:rFonts w:ascii="NikoshBAN" w:hAnsi="NikoshBAN" w:cs="NikoshBAN"/>
               </w:rPr>
@@ -7827,9 +7987,11 @@
         <w:tc>
           <w:tcPr>
             <w:tcW w:w="7370" w:type="dxa"/>
+            <w:vAlign w:val="center"/>
           </w:tcPr>
           <w:p>
             <w:pPr>
+              <w:spacing w:before="80" w:after="80"/>
               <w:rPr>
                 <w:rFonts w:ascii="NikoshBAN" w:hAnsi="NikoshBAN" w:cs="NikoshBAN"/>
               </w:rPr>
@@ -7922,9 +8084,11 @@
         <w:tc>
           <w:tcPr>
             <w:tcW w:w="2268" w:type="dxa"/>
+            <w:vAlign w:val="center"/>
           </w:tcPr>
           <w:p>
             <w:pPr>
+              <w:spacing w:before="80" w:after="80"/>
               <w:rPr>
                 <w:rFonts w:ascii="NikoshBAN" w:hAnsi="NikoshBAN" w:cs="NikoshBAN"/>
               </w:rPr>
@@ -7940,9 +8104,11 @@
         <w:tc>
           <w:tcPr>
             <w:tcW w:w="7370" w:type="dxa"/>
+            <w:vAlign w:val="center"/>
           </w:tcPr>
           <w:p>
             <w:pPr>
+              <w:spacing w:before="80" w:after="80"/>
               <w:rPr>
                 <w:rFonts w:ascii="NikoshBAN" w:hAnsi="NikoshBAN" w:cs="NikoshBAN"/>
               </w:rPr>
@@ -8119,9 +8285,11 @@
         <w:tc>
           <w:tcPr>
             <w:tcW w:w="2268" w:type="dxa"/>
+            <w:vAlign w:val="center"/>
           </w:tcPr>
           <w:p>
             <w:pPr>
+              <w:spacing w:before="80" w:after="80"/>
               <w:rPr>
                 <w:rFonts w:ascii="NikoshBAN" w:hAnsi="NikoshBAN" w:cs="NikoshBAN"/>
               </w:rPr>
@@ -8137,9 +8305,11 @@
         <w:tc>
           <w:tcPr>
             <w:tcW w:w="7370" w:type="dxa"/>
+            <w:vAlign w:val="center"/>
           </w:tcPr>
           <w:p>
             <w:pPr>
+              <w:spacing w:before="80" w:after="80"/>
               <w:rPr>
                 <w:rFonts w:ascii="NikoshBAN" w:hAnsi="NikoshBAN" w:cs="NikoshBAN"/>
               </w:rPr>
@@ -8172,9 +8342,11 @@
         <w:tc>
           <w:tcPr>
             <w:tcW w:w="2268" w:type="dxa"/>
+            <w:vAlign w:val="center"/>
           </w:tcPr>
           <w:p>
             <w:pPr>
+              <w:spacing w:before="80" w:after="80"/>
               <w:rPr>
                 <w:rFonts w:ascii="NikoshBAN" w:hAnsi="NikoshBAN" w:cs="NikoshBAN"/>
               </w:rPr>
@@ -8190,9 +8362,11 @@
         <w:tc>
           <w:tcPr>
             <w:tcW w:w="7370" w:type="dxa"/>
+            <w:vAlign w:val="center"/>
           </w:tcPr>
           <w:p>
             <w:pPr>
+              <w:spacing w:before="80" w:after="80"/>
               <w:rPr>
                 <w:rFonts w:ascii="NikoshBAN" w:hAnsi="NikoshBAN" w:cs="NikoshBAN"/>
               </w:rPr>
@@ -8213,9 +8387,11 @@
         <w:tc>
           <w:tcPr>
             <w:tcW w:w="2268" w:type="dxa"/>
+            <w:vAlign w:val="center"/>
           </w:tcPr>
           <w:p>
             <w:pPr>
+              <w:spacing w:before="80" w:after="80"/>
               <w:rPr>
                 <w:rFonts w:ascii="NikoshBAN" w:hAnsi="NikoshBAN" w:cs="NikoshBAN"/>
               </w:rPr>
@@ -8231,9 +8407,11 @@
         <w:tc>
           <w:tcPr>
             <w:tcW w:w="7370" w:type="dxa"/>
+            <w:vAlign w:val="center"/>
           </w:tcPr>
           <w:p>
             <w:pPr>
+              <w:spacing w:before="80" w:after="80"/>
               <w:rPr>
                 <w:rFonts w:cs="Calibri"/>
               </w:rPr>
@@ -8254,9 +8432,11 @@
         <w:tc>
           <w:tcPr>
             <w:tcW w:w="2268" w:type="dxa"/>
+            <w:vAlign w:val="center"/>
           </w:tcPr>
           <w:p>
             <w:pPr>
+              <w:spacing w:before="80" w:after="80"/>
               <w:rPr>
                 <w:rFonts w:ascii="NikoshBAN" w:hAnsi="NikoshBAN" w:cs="NikoshBAN"/>
               </w:rPr>
@@ -8272,9 +8452,11 @@
         <w:tc>
           <w:tcPr>
             <w:tcW w:w="7370" w:type="dxa"/>
+            <w:vAlign w:val="center"/>
           </w:tcPr>
           <w:p>
             <w:pPr>
+              <w:spacing w:before="80" w:after="80"/>
               <w:rPr>
                 <w:rFonts w:cs="Calibri"/>
               </w:rPr>
@@ -8539,6 +8721,7 @@
     <w:p>
       <w:pPr>
         <w:pStyle w:val="ListBullet"/>
+        <w:spacing w:after="40"/>
         <w:jc w:val="both"/>
         <w:rPr>
           <w:rFonts w:ascii="NikoshBAN" w:hAnsi="NikoshBAN" w:cs="NikoshBAN"/>
@@ -8597,11 +8780,31 @@
           <w:rFonts w:ascii="NikoshBAN" w:hAnsi="NikoshBAN" w:cs="NikoshBAN"/>
         </w:rPr>
         <w:t>।</w:t>
+      </w:r>
+    </w:p>
+    <w:p>
+      <w:pPr>
+        <w:spacing w:after="200"/>
+        <w:rPr>
+          <w:rFonts w:ascii="NikoshBAN" w:eastAsiaTheme="majorEastAsia" w:hAnsi="NikoshBAN" w:cs="NikoshBAN"/>
+          <w:b/>
+          <w:bCs/>
+          <w:color w:val="1F3864"/>
+          <w:sz w:val="36"/>
+          <w:szCs w:val="28"/>
+        </w:rPr>
+      </w:pPr>
+      <w:r>
+        <w:rPr>
+          <w:rFonts w:ascii="NikoshBAN" w:hAnsi="NikoshBAN" w:cs="NikoshBAN"/>
+        </w:rPr>
+        <w:br w:type="page"/>
       </w:r>
     </w:p>
     <w:p>
       <w:pPr>
         <w:pStyle w:val="Heading1"/>
+        <w:spacing w:before="200"/>
         <w:rPr>
           <w:rFonts w:ascii="NikoshBAN" w:hAnsi="NikoshBAN" w:cs="NikoshBAN"/>
         </w:rPr>
@@ -8610,6 +8813,7 @@
         <w:rPr>
           <w:rFonts w:ascii="NikoshBAN" w:hAnsi="NikoshBAN" w:cs="NikoshBAN"/>
         </w:rPr>
+        <w:lastRenderedPageBreak/>
         <w:t xml:space="preserve">৪. </w:t>
       </w:r>
       <w:r>
@@ -8690,7 +8894,6 @@
           <w:rFonts w:ascii="NikoshBAN" w:hAnsi="NikoshBAN" w:cs="NikoshBAN"/>
           <w:b/>
         </w:rPr>
-        <w:lastRenderedPageBreak/>
         <w:t>শূন্য ভা</w:t>
       </w:r>
       <w:r>
@@ -8784,19 +8987,19 @@
         <w:rPr>
           <w:rFonts w:ascii="NikoshBAN" w:hAnsi="NikoshBAN" w:cs="NikoshBAN"/>
         </w:rPr>
-        <w:t xml:space="preserve"> বিক্রি হ</w:t>
-      </w:r>
-      <w:r>
-        <w:rPr>
-          <w:rFonts w:ascii="NikoshBAN" w:hAnsi="NikoshBAN" w:cs="NikoshBAN"/>
-        </w:rPr>
-        <w:t>য়ে</w:t>
-      </w:r>
-      <w:r>
-        <w:rPr>
-          <w:rFonts w:ascii="NikoshBAN" w:hAnsi="NikoshBAN" w:cs="NikoshBAN"/>
-        </w:rPr>
-        <w:t>ছে"। দুই মাস তুলনা করা যা</w:t>
+        <w:t xml:space="preserve"> বিক্রি</w:t>
+      </w:r>
+      <w:r>
+        <w:rPr>
+          <w:rFonts w:ascii="NikoshBAN" w:hAnsi="NikoshBAN" w:cs="NikoshBAN"/>
+        </w:rPr>
+        <w:t xml:space="preserve"> হয়েছে</w:t>
+      </w:r>
+      <w:r>
+        <w:rPr>
+          <w:rFonts w:ascii="NikoshBAN" w:hAnsi="NikoshBAN" w:cs="NikoshBAN"/>
+        </w:rPr>
+        <w:t>"। দুই মাস তুলনা করা যা</w:t>
       </w:r>
       <w:r>
         <w:rPr>
@@ -9009,7 +9212,19 @@
         <w:rPr>
           <w:rFonts w:ascii="NikoshBAN" w:hAnsi="NikoshBAN" w:cs="NikoshBAN"/>
         </w:rPr>
-        <w:t xml:space="preserve">বিনামূল্যের রুম হলো নগদ ছাড়ের সমান। তাই এর জন্য আলাদা পারমিশন: </w:t>
+        <w:t>বিনামূল্যের রুম হলো নগদ</w:t>
+      </w:r>
+      <w:r>
+        <w:rPr>
+          <w:rFonts w:ascii="NikoshBAN" w:hAnsi="NikoshBAN" w:cs="NikoshBAN"/>
+        </w:rPr>
+        <w:t xml:space="preserve"> ছাড়ের</w:t>
+      </w:r>
+      <w:r>
+        <w:rPr>
+          <w:rFonts w:ascii="NikoshBAN" w:hAnsi="NikoshBAN" w:cs="NikoshBAN"/>
+        </w:rPr>
+        <w:t xml:space="preserve"> সমান। তাই এর জন্য আলাদা পারমিশন: </w:t>
       </w:r>
       <w:r>
         <w:rPr>
@@ -9248,13 +9463,13 @@
         <w:rPr>
           <w:rFonts w:ascii="NikoshBAN" w:hAnsi="NikoshBAN" w:cs="NikoshBAN"/>
         </w:rPr>
-        <w:t xml:space="preserve"> পর্দা এড়ি</w:t>
-      </w:r>
-      <w:r>
-        <w:rPr>
-          <w:rFonts w:ascii="NikoshBAN" w:hAnsi="NikoshBAN" w:cs="NikoshBAN"/>
-        </w:rPr>
-        <w:t>য়ে</w:t>
+        <w:t xml:space="preserve"> পর্দা</w:t>
+      </w:r>
+      <w:r>
+        <w:rPr>
+          <w:rFonts w:ascii="NikoshBAN" w:hAnsi="NikoshBAN" w:cs="NikoshBAN"/>
+        </w:rPr>
+        <w:t xml:space="preserve"> এড়িয়ে</w:t>
       </w:r>
       <w:r>
         <w:rPr>
@@ -10075,6 +10290,7 @@
           </w:tcPr>
           <w:p>
             <w:pPr>
+              <w:spacing w:before="40" w:after="40"/>
               <w:rPr>
                 <w:rFonts w:ascii="NikoshBAN" w:hAnsi="NikoshBAN" w:cs="NikoshBAN"/>
               </w:rPr>
@@ -10095,6 +10311,7 @@
           </w:tcPr>
           <w:p>
             <w:pPr>
+              <w:spacing w:before="40" w:after="40"/>
               <w:rPr>
                 <w:rFonts w:ascii="NikoshBAN" w:hAnsi="NikoshBAN" w:cs="NikoshBAN"/>
               </w:rPr>
@@ -10136,6 +10353,7 @@
           </w:tcPr>
           <w:p>
             <w:pPr>
+              <w:spacing w:before="40" w:after="40"/>
               <w:rPr>
                 <w:rFonts w:ascii="NikoshBAN" w:hAnsi="NikoshBAN" w:cs="NikoshBAN"/>
               </w:rPr>
@@ -10185,9 +10403,11 @@
         <w:tc>
           <w:tcPr>
             <w:tcW w:w="2268" w:type="dxa"/>
+            <w:vAlign w:val="center"/>
           </w:tcPr>
           <w:p>
             <w:pPr>
+              <w:spacing w:before="40" w:after="40"/>
               <w:rPr>
                 <w:rFonts w:ascii="NikoshBAN" w:hAnsi="NikoshBAN" w:cs="NikoshBAN"/>
               </w:rPr>
@@ -10209,6 +10429,44 @@
                 <w:rFonts w:ascii="NikoshBAN" w:hAnsi="NikoshBAN" w:cs="NikoshBAN"/>
               </w:rPr>
               <w:t>র আগে</w:t>
+            </w:r>
+          </w:p>
+        </w:tc>
+        <w:tc>
+          <w:tcPr>
+            <w:tcW w:w="3685" w:type="dxa"/>
+            <w:vAlign w:val="center"/>
+          </w:tcPr>
+          <w:p>
+            <w:pPr>
+              <w:spacing w:before="40" w:after="40"/>
+              <w:rPr>
+                <w:rFonts w:ascii="NikoshBAN" w:hAnsi="NikoshBAN" w:cs="NikoshBAN"/>
+              </w:rPr>
+            </w:pPr>
+            <w:r>
+              <w:rPr>
+                <w:rFonts w:cs="Calibri"/>
+              </w:rPr>
+              <w:t>Edit</w:t>
+            </w:r>
+            <w:r>
+              <w:rPr>
+                <w:rFonts w:ascii="NikoshBAN" w:hAnsi="NikoshBAN" w:cs="NikoshBAN"/>
+              </w:rPr>
+              <w:t xml:space="preserve"> করে </w:t>
+            </w:r>
+            <w:r>
+              <w:rPr>
+                <w:rFonts w:cs="Calibri"/>
+              </w:rPr>
+              <w:t>Stay</w:t>
+            </w:r>
+            <w:r>
+              <w:rPr>
+                <w:rFonts w:ascii="NikoshBAN" w:hAnsi="NikoshBAN" w:cs="NikoshBAN"/>
+              </w:rPr>
+              <w:t xml:space="preserve"> বদলান, কারণ লিখুন (পারমিশন লাগে)</w:t>
             </w:r>
           </w:p>
         </w:tc>
@@ -10218,42 +10476,7 @@
           </w:tcPr>
           <w:p>
             <w:pPr>
-              <w:rPr>
-                <w:rFonts w:ascii="NikoshBAN" w:hAnsi="NikoshBAN" w:cs="NikoshBAN"/>
-              </w:rPr>
-            </w:pPr>
-            <w:r>
-              <w:rPr>
-                <w:rFonts w:cs="Calibri"/>
-              </w:rPr>
-              <w:t>Edit</w:t>
-            </w:r>
-            <w:r>
-              <w:rPr>
-                <w:rFonts w:ascii="NikoshBAN" w:hAnsi="NikoshBAN" w:cs="NikoshBAN"/>
-              </w:rPr>
-              <w:t xml:space="preserve"> করে </w:t>
-            </w:r>
-            <w:r>
-              <w:rPr>
-                <w:rFonts w:cs="Calibri"/>
-              </w:rPr>
-              <w:t>Stay</w:t>
-            </w:r>
-            <w:r>
-              <w:rPr>
-                <w:rFonts w:ascii="NikoshBAN" w:hAnsi="NikoshBAN" w:cs="NikoshBAN"/>
-              </w:rPr>
-              <w:t xml:space="preserve"> বদলান, কারণ লিখুন (পারমিশন লাগে)</w:t>
-            </w:r>
-          </w:p>
-        </w:tc>
-        <w:tc>
-          <w:tcPr>
-            <w:tcW w:w="3685" w:type="dxa"/>
-          </w:tcPr>
-          <w:p>
-            <w:pPr>
+              <w:spacing w:before="40" w:after="40"/>
               <w:rPr>
                 <w:rFonts w:ascii="NikoshBAN" w:hAnsi="NikoshBAN" w:cs="NikoshBAN"/>
               </w:rPr>
@@ -10310,9 +10533,11 @@
         <w:tc>
           <w:tcPr>
             <w:tcW w:w="2268" w:type="dxa"/>
+            <w:vAlign w:val="center"/>
           </w:tcPr>
           <w:p>
             <w:pPr>
+              <w:spacing w:before="40" w:after="40"/>
               <w:rPr>
                 <w:rFonts w:ascii="NikoshBAN" w:hAnsi="NikoshBAN" w:cs="NikoshBAN"/>
               </w:rPr>
@@ -10334,6 +10559,92 @@
                 <w:rFonts w:ascii="NikoshBAN" w:hAnsi="NikoshBAN" w:cs="NikoshBAN"/>
               </w:rPr>
               <w:t>র পরে</w:t>
+            </w:r>
+          </w:p>
+        </w:tc>
+        <w:tc>
+          <w:tcPr>
+            <w:tcW w:w="3685" w:type="dxa"/>
+            <w:vAlign w:val="center"/>
+          </w:tcPr>
+          <w:p>
+            <w:pPr>
+              <w:spacing w:before="40" w:after="40"/>
+              <w:rPr>
+                <w:rFonts w:ascii="NikoshBAN" w:hAnsi="NikoshBAN" w:cs="NikoshBAN"/>
+              </w:rPr>
+            </w:pPr>
+            <w:r>
+              <w:rPr>
+                <w:rFonts w:ascii="NikoshBAN" w:hAnsi="NikoshBAN" w:cs="NikoshBAN"/>
+              </w:rPr>
+              <w:t xml:space="preserve">প্রত্যাখ্যাত </w:t>
+            </w:r>
+            <w:r>
+              <w:rPr>
+                <w:rFonts w:ascii="Times New Roman" w:hAnsi="Times New Roman" w:cs="Times New Roman"/>
+              </w:rPr>
+              <w:t>—</w:t>
+            </w:r>
+            <w:r>
+              <w:rPr>
+                <w:rFonts w:ascii="NikoshBAN" w:hAnsi="NikoshBAN" w:cs="NikoshBAN"/>
+              </w:rPr>
+              <w:t xml:space="preserve"> বিল হও</w:t>
+            </w:r>
+            <w:r>
+              <w:rPr>
+                <w:rFonts w:ascii="NikoshBAN" w:hAnsi="NikoshBAN" w:cs="NikoshBAN"/>
+              </w:rPr>
+              <w:t>য়া</w:t>
+            </w:r>
+            <w:r>
+              <w:rPr>
+                <w:rFonts w:ascii="NikoshBAN" w:hAnsi="NikoshBAN" w:cs="NikoshBAN"/>
+              </w:rPr>
+              <w:t xml:space="preserve"> লাইন ফেরত নেও</w:t>
+            </w:r>
+            <w:r>
+              <w:rPr>
+                <w:rFonts w:ascii="NikoshBAN" w:hAnsi="NikoshBAN" w:cs="NikoshBAN"/>
+              </w:rPr>
+              <w:t>য়া</w:t>
+            </w:r>
+            <w:r>
+              <w:rPr>
+                <w:rFonts w:ascii="NikoshBAN" w:hAnsi="NikoshBAN" w:cs="NikoshBAN"/>
+              </w:rPr>
+              <w:t xml:space="preserve"> যা</w:t>
+            </w:r>
+            <w:r>
+              <w:rPr>
+                <w:rFonts w:ascii="NikoshBAN" w:hAnsi="NikoshBAN" w:cs="NikoshBAN"/>
+              </w:rPr>
+              <w:t>য়</w:t>
+            </w:r>
+            <w:r>
+              <w:rPr>
+                <w:rFonts w:ascii="NikoshBAN" w:hAnsi="NikoshBAN" w:cs="NikoshBAN"/>
+              </w:rPr>
+              <w:t xml:space="preserve"> না; ফোলিওতে </w:t>
+            </w:r>
+            <w:r>
+              <w:rPr>
+                <w:rFonts w:ascii="NikoshBAN" w:hAnsi="NikoshBAN" w:cs="NikoshBAN"/>
+              </w:rPr>
+              <w:t xml:space="preserve">ছাড় </w:t>
+            </w:r>
+            <w:r>
+              <w:rPr>
+                <w:rFonts w:cs="Calibri"/>
+              </w:rPr>
+              <w:t>(Discount)</w:t>
+            </w:r>
+            <w:r>
+              <w:rPr>
+                <w:rFonts w:ascii="NikoshBAN" w:hAnsi="NikoshBAN" w:cs="NikoshBAN"/>
+              </w:rPr>
+              <w:t xml:space="preserve"> দিন</w:t>
             </w:r>
           </w:p>
         </w:tc>
@@ -10343,84 +10654,7 @@
           </w:tcPr>
           <w:p>
             <w:pPr>
-              <w:rPr>
-                <w:rFonts w:ascii="NikoshBAN" w:hAnsi="NikoshBAN" w:cs="NikoshBAN"/>
-              </w:rPr>
-            </w:pPr>
-            <w:r>
-              <w:rPr>
-                <w:rFonts w:ascii="NikoshBAN" w:hAnsi="NikoshBAN" w:cs="NikoshBAN"/>
-              </w:rPr>
-              <w:t xml:space="preserve">প্রত্যাখ্যাত </w:t>
-            </w:r>
-            <w:r>
-              <w:rPr>
-                <w:rFonts w:ascii="Times New Roman" w:hAnsi="Times New Roman" w:cs="Times New Roman"/>
-              </w:rPr>
-              <w:t>—</w:t>
-            </w:r>
-            <w:r>
-              <w:rPr>
-                <w:rFonts w:ascii="NikoshBAN" w:hAnsi="NikoshBAN" w:cs="NikoshBAN"/>
-              </w:rPr>
-              <w:t xml:space="preserve"> বিল হও</w:t>
-            </w:r>
-            <w:r>
-              <w:rPr>
-                <w:rFonts w:ascii="NikoshBAN" w:hAnsi="NikoshBAN" w:cs="NikoshBAN"/>
-              </w:rPr>
-              <w:t>য়া</w:t>
-            </w:r>
-            <w:r>
-              <w:rPr>
-                <w:rFonts w:ascii="NikoshBAN" w:hAnsi="NikoshBAN" w:cs="NikoshBAN"/>
-              </w:rPr>
-              <w:t xml:space="preserve"> লাইন ফেরত নেও</w:t>
-            </w:r>
-            <w:r>
-              <w:rPr>
-                <w:rFonts w:ascii="NikoshBAN" w:hAnsi="NikoshBAN" w:cs="NikoshBAN"/>
-              </w:rPr>
-              <w:t>য়া</w:t>
-            </w:r>
-            <w:r>
-              <w:rPr>
-                <w:rFonts w:ascii="NikoshBAN" w:hAnsi="NikoshBAN" w:cs="NikoshBAN"/>
-              </w:rPr>
-              <w:t xml:space="preserve"> যা</w:t>
-            </w:r>
-            <w:r>
-              <w:rPr>
-                <w:rFonts w:ascii="NikoshBAN" w:hAnsi="NikoshBAN" w:cs="NikoshBAN"/>
-              </w:rPr>
-              <w:t>য়</w:t>
-            </w:r>
-            <w:r>
-              <w:rPr>
-                <w:rFonts w:ascii="NikoshBAN" w:hAnsi="NikoshBAN" w:cs="NikoshBAN"/>
-              </w:rPr>
-              <w:t xml:space="preserve"> না; ফোলিওতে ছাড় </w:t>
-            </w:r>
-            <w:r>
-              <w:rPr>
-                <w:rFonts w:cs="Calibri"/>
-              </w:rPr>
-              <w:t>(Discount)</w:t>
-            </w:r>
-            <w:r>
-              <w:rPr>
-                <w:rFonts w:ascii="NikoshBAN" w:hAnsi="NikoshBAN" w:cs="NikoshBAN"/>
-              </w:rPr>
-              <w:t xml:space="preserve"> দিন</w:t>
-            </w:r>
-          </w:p>
-        </w:tc>
-        <w:tc>
-          <w:tcPr>
-            <w:tcW w:w="3685" w:type="dxa"/>
-          </w:tcPr>
-          <w:p>
-            <w:pPr>
+              <w:spacing w:before="40" w:after="40"/>
               <w:rPr>
                 <w:rFonts w:ascii="NikoshBAN" w:hAnsi="NikoshBAN" w:cs="NikoshBAN"/>
               </w:rPr>
@@ -10481,6 +10715,7 @@
     <w:p>
       <w:pPr>
         <w:pStyle w:val="Heading2"/>
+        <w:spacing w:before="0" w:after="120"/>
         <w:rPr>
           <w:rFonts w:ascii="NikoshBAN" w:hAnsi="NikoshBAN" w:cs="NikoshBAN"/>
         </w:rPr>
@@ -10489,6 +10724,7 @@
         <w:rPr>
           <w:rFonts w:ascii="NikoshBAN" w:hAnsi="NikoshBAN" w:cs="NikoshBAN"/>
         </w:rPr>
+        <w:lastRenderedPageBreak/>
         <w:t>৪.৬ রিপোর্ট ও পর্দা</w:t>
       </w:r>
       <w:r>
@@ -10739,7 +10975,6 @@
           <w:rFonts w:cs="Calibri"/>
           <w:b/>
         </w:rPr>
-        <w:lastRenderedPageBreak/>
         <w:t>Bill</w:t>
       </w:r>
       <w:r>
@@ -10886,6 +11121,7 @@
           </w:tcPr>
           <w:p>
             <w:pPr>
+              <w:spacing w:before="40" w:after="40" w:line="240" w:lineRule="auto"/>
               <w:rPr>
                 <w:rFonts w:ascii="NikoshBAN" w:hAnsi="NikoshBAN" w:cs="NikoshBAN"/>
               </w:rPr>
@@ -10963,13 +11199,6 @@
     </w:tbl>
     <w:p>
       <w:pPr>
-        <w:rPr>
-          <w:rFonts w:ascii="NikoshBAN" w:hAnsi="NikoshBAN" w:cs="NikoshBAN"/>
-        </w:rPr>
-      </w:pPr>
-    </w:p>
-    <w:p>
-      <w:pPr>
         <w:pStyle w:val="Heading1"/>
         <w:rPr>
           <w:rFonts w:ascii="NikoshBAN" w:hAnsi="NikoshBAN" w:cs="NikoshBAN"/>
@@ -11126,7 +11355,19 @@
         <w:rPr>
           <w:rFonts w:ascii="NikoshBAN" w:hAnsi="NikoshBAN" w:cs="NikoshBAN"/>
         </w:rPr>
-        <w:t xml:space="preserve"> ছিল না। "তিনবার এসে তিনবারই ছাড় চে</w:t>
+        <w:t xml:space="preserve"> ছিল না। "তিনবার এসে তিনবারই </w:t>
+      </w:r>
+      <w:r>
+        <w:rPr>
+          <w:rFonts w:ascii="NikoshBAN" w:hAnsi="NikoshBAN" w:cs="NikoshBAN"/>
+        </w:rPr>
+        <w:t xml:space="preserve">ছাড় </w:t>
+      </w:r>
+      <w:r>
+        <w:rPr>
+          <w:rFonts w:ascii="NikoshBAN" w:hAnsi="NikoshBAN" w:cs="NikoshBAN"/>
+        </w:rPr>
+        <w:t>চে</w:t>
       </w:r>
       <w:r>
         <w:rPr>
@@ -11170,6 +11411,7 @@
     <w:p>
       <w:pPr>
         <w:pStyle w:val="ListBullet"/>
+        <w:spacing w:after="160"/>
         <w:rPr>
           <w:rFonts w:ascii="NikoshBAN" w:hAnsi="NikoshBAN" w:cs="NikoshBAN"/>
         </w:rPr>
@@ -11210,6 +11452,7 @@
     <w:p>
       <w:pPr>
         <w:pStyle w:val="ListBullet"/>
+        <w:spacing w:after="160"/>
         <w:rPr>
           <w:rFonts w:ascii="NikoshBAN" w:hAnsi="NikoshBAN" w:cs="NikoshBAN"/>
         </w:rPr>
@@ -11250,6 +11493,7 @@
     <w:p>
       <w:pPr>
         <w:pStyle w:val="ListBullet"/>
+        <w:spacing w:after="160"/>
         <w:rPr>
           <w:rFonts w:ascii="NikoshBAN" w:hAnsi="NikoshBAN" w:cs="NikoshBAN"/>
         </w:rPr>
@@ -11326,6 +11570,7 @@
     <w:p>
       <w:pPr>
         <w:pStyle w:val="ListBullet"/>
+        <w:spacing w:after="160"/>
         <w:rPr>
           <w:rFonts w:ascii="NikoshBAN" w:hAnsi="NikoshBAN" w:cs="NikoshBAN"/>
         </w:rPr>
@@ -11451,6 +11696,7 @@
           </w:tcPr>
           <w:p>
             <w:pPr>
+              <w:spacing w:before="80" w:after="80"/>
               <w:rPr>
                 <w:rFonts w:ascii="NikoshBAN" w:hAnsi="NikoshBAN" w:cs="NikoshBAN"/>
               </w:rPr>
@@ -11471,6 +11717,7 @@
           </w:tcPr>
           <w:p>
             <w:pPr>
+              <w:spacing w:before="80" w:after="80"/>
               <w:rPr>
                 <w:rFonts w:ascii="NikoshBAN" w:hAnsi="NikoshBAN" w:cs="NikoshBAN"/>
               </w:rPr>
@@ -11492,9 +11739,11 @@
         <w:tc>
           <w:tcPr>
             <w:tcW w:w="2268" w:type="dxa"/>
+            <w:vAlign w:val="center"/>
           </w:tcPr>
           <w:p>
             <w:pPr>
+              <w:spacing w:before="80" w:after="80"/>
               <w:rPr>
                 <w:rFonts w:ascii="NikoshBAN" w:hAnsi="NikoshBAN" w:cs="NikoshBAN"/>
               </w:rPr>
@@ -11513,6 +11762,7 @@
           </w:tcPr>
           <w:p>
             <w:pPr>
+              <w:spacing w:before="80" w:after="80"/>
               <w:rPr>
                 <w:rFonts w:ascii="NikoshBAN" w:hAnsi="NikoshBAN" w:cs="NikoshBAN"/>
               </w:rPr>
@@ -11587,9 +11837,11 @@
         <w:tc>
           <w:tcPr>
             <w:tcW w:w="2268" w:type="dxa"/>
+            <w:vAlign w:val="center"/>
           </w:tcPr>
           <w:p>
             <w:pPr>
+              <w:spacing w:before="80" w:after="80"/>
               <w:rPr>
                 <w:rFonts w:ascii="NikoshBAN" w:hAnsi="NikoshBAN" w:cs="NikoshBAN"/>
               </w:rPr>
@@ -11608,6 +11860,7 @@
           </w:tcPr>
           <w:p>
             <w:pPr>
+              <w:spacing w:before="80" w:after="80"/>
               <w:rPr>
                 <w:rFonts w:ascii="NikoshBAN" w:hAnsi="NikoshBAN" w:cs="NikoshBAN"/>
               </w:rPr>
@@ -11694,9 +11947,11 @@
         <w:tc>
           <w:tcPr>
             <w:tcW w:w="2268" w:type="dxa"/>
+            <w:vAlign w:val="center"/>
           </w:tcPr>
           <w:p>
             <w:pPr>
+              <w:spacing w:before="80" w:after="80"/>
               <w:rPr>
                 <w:rFonts w:ascii="NikoshBAN" w:hAnsi="NikoshBAN" w:cs="NikoshBAN"/>
               </w:rPr>
@@ -11715,6 +11970,7 @@
           </w:tcPr>
           <w:p>
             <w:pPr>
+              <w:spacing w:before="80" w:after="80"/>
               <w:rPr>
                 <w:rFonts w:ascii="NikoshBAN" w:hAnsi="NikoshBAN" w:cs="NikoshBAN"/>
               </w:rPr>
@@ -11747,9 +12003,11 @@
         <w:tc>
           <w:tcPr>
             <w:tcW w:w="2268" w:type="dxa"/>
+            <w:vAlign w:val="center"/>
           </w:tcPr>
           <w:p>
             <w:pPr>
+              <w:spacing w:before="80" w:after="80"/>
               <w:rPr>
                 <w:rFonts w:ascii="NikoshBAN" w:hAnsi="NikoshBAN" w:cs="NikoshBAN"/>
               </w:rPr>
@@ -11768,6 +12026,7 @@
           </w:tcPr>
           <w:p>
             <w:pPr>
+              <w:spacing w:before="80" w:after="80"/>
               <w:rPr>
                 <w:rFonts w:ascii="NikoshBAN" w:hAnsi="NikoshBAN" w:cs="NikoshBAN"/>
               </w:rPr>
@@ -11926,9 +12185,11 @@
         <w:tc>
           <w:tcPr>
             <w:tcW w:w="2268" w:type="dxa"/>
+            <w:vAlign w:val="center"/>
           </w:tcPr>
           <w:p>
             <w:pPr>
+              <w:spacing w:before="80" w:after="80"/>
               <w:rPr>
                 <w:rFonts w:cs="Calibri"/>
               </w:rPr>
@@ -11947,6 +12208,7 @@
           </w:tcPr>
           <w:p>
             <w:pPr>
+              <w:spacing w:before="80" w:after="80"/>
               <w:rPr>
                 <w:rFonts w:ascii="NikoshBAN" w:hAnsi="NikoshBAN" w:cs="NikoshBAN"/>
               </w:rPr>
@@ -11982,7 +12244,27 @@
     </w:p>
     <w:p>
       <w:pPr>
+        <w:spacing w:after="200"/>
+        <w:rPr>
+          <w:rFonts w:ascii="NikoshBAN" w:eastAsiaTheme="majorEastAsia" w:hAnsi="NikoshBAN" w:cs="NikoshBAN"/>
+          <w:b/>
+          <w:bCs/>
+          <w:color w:val="2E74B5"/>
+          <w:sz w:val="28"/>
+          <w:szCs w:val="26"/>
+        </w:rPr>
+      </w:pPr>
+      <w:r>
+        <w:rPr>
+          <w:rFonts w:ascii="NikoshBAN" w:hAnsi="NikoshBAN" w:cs="NikoshBAN"/>
+        </w:rPr>
+        <w:br w:type="page"/>
+      </w:r>
+    </w:p>
+    <w:p>
+      <w:pPr>
         <w:pStyle w:val="Heading2"/>
+        <w:spacing w:line="360" w:lineRule="auto"/>
         <w:rPr>
           <w:rFonts w:ascii="NikoshBAN" w:hAnsi="NikoshBAN" w:cs="NikoshBAN"/>
         </w:rPr>
@@ -11991,6 +12273,7 @@
         <w:rPr>
           <w:rFonts w:ascii="NikoshBAN" w:hAnsi="NikoshBAN" w:cs="NikoshBAN"/>
         </w:rPr>
+        <w:lastRenderedPageBreak/>
         <w:t xml:space="preserve">৫.৪ </w:t>
       </w:r>
       <w:r>
@@ -12005,6 +12288,8 @@
         </w:rPr>
         <w:t xml:space="preserve"> গেস্টকে চেনে কীভাবে</w:t>
       </w:r>
+      <w:bookmarkStart w:id="0" w:name="_GoBack"/>
+      <w:bookmarkEnd w:id="0"/>
     </w:p>
     <w:p>
       <w:pPr>
@@ -12477,7 +12762,6 @@
           <w:rFonts w:ascii="NikoshBAN" w:hAnsi="NikoshBAN" w:cs="NikoshBAN"/>
           <w:b/>
         </w:rPr>
-        <w:lastRenderedPageBreak/>
         <w:t xml:space="preserve">মোবাইল মেলানো: </w:t>
       </w:r>
       <w:r>
@@ -12560,7 +12844,19 @@
         <w:rPr>
           <w:rFonts w:ascii="NikoshBAN" w:hAnsi="NikoshBAN" w:cs="NikoshBAN"/>
         </w:rPr>
-        <w:t xml:space="preserve"> "পূর্বমুখী রুম চান", "শব্দে অসুবিধা", "প্রতিবার ছাড় চান"।</w:t>
+        <w:t xml:space="preserve"> "পূর্বমুখী রুম চান", "শব্দে অসুবিধা", "প্রতিবার </w:t>
+      </w:r>
+      <w:r>
+        <w:rPr>
+          <w:rFonts w:ascii="NikoshBAN" w:hAnsi="NikoshBAN" w:cs="NikoshBAN"/>
+        </w:rPr>
+        <w:t xml:space="preserve">ছাড় </w:t>
+      </w:r>
+      <w:r>
+        <w:rPr>
+          <w:rFonts w:ascii="NikoshBAN" w:hAnsi="NikoshBAN" w:cs="NikoshBAN"/>
+        </w:rPr>
+        <w:t>চান"।</w:t>
       </w:r>
     </w:p>
     <w:p>
@@ -12936,6 +13232,7 @@
           </w:tcPr>
           <w:p>
             <w:pPr>
+              <w:spacing w:before="40" w:after="40"/>
               <w:rPr>
                 <w:rFonts w:ascii="NikoshBAN" w:hAnsi="NikoshBAN" w:cs="NikoshBAN"/>
               </w:rPr>
@@ -13568,6 +13865,25 @@
     </w:p>
     <w:p>
       <w:pPr>
+        <w:spacing w:after="200"/>
+        <w:rPr>
+          <w:rFonts w:ascii="NikoshBAN" w:eastAsiaTheme="majorEastAsia" w:hAnsi="NikoshBAN" w:cs="NikoshBAN"/>
+          <w:b/>
+          <w:bCs/>
+          <w:color w:val="1F3864"/>
+          <w:sz w:val="36"/>
+          <w:szCs w:val="28"/>
+        </w:rPr>
+      </w:pPr>
+      <w:r>
+        <w:rPr>
+          <w:rFonts w:ascii="NikoshBAN" w:hAnsi="NikoshBAN" w:cs="NikoshBAN"/>
+        </w:rPr>
+        <w:br w:type="page"/>
+      </w:r>
+    </w:p>
+    <w:p>
+      <w:pPr>
         <w:pStyle w:val="Heading1"/>
         <w:rPr>
           <w:rFonts w:ascii="NikoshBAN" w:hAnsi="NikoshBAN" w:cs="NikoshBAN"/>
@@ -13577,6 +13893,7 @@
         <w:rPr>
           <w:rFonts w:ascii="NikoshBAN" w:hAnsi="NikoshBAN" w:cs="NikoshBAN"/>
         </w:rPr>
+        <w:lastRenderedPageBreak/>
         <w:t>৭. সাধারণ প্রশ্ন</w:t>
       </w:r>
     </w:p>
@@ -13827,7 +14144,19 @@
         <w:rPr>
           <w:rFonts w:ascii="NikoshBAN" w:hAnsi="NikoshBAN" w:cs="NikoshBAN"/>
         </w:rPr>
-        <w:t xml:space="preserve"> রুম ছেড়ে দেও</w:t>
+        <w:t xml:space="preserve"> রুম</w:t>
+      </w:r>
+      <w:r>
+        <w:rPr>
+          <w:rFonts w:ascii="NikoshBAN" w:hAnsi="NikoshBAN" w:cs="NikoshBAN"/>
+        </w:rPr>
+        <w:t xml:space="preserve"> ছেড়ে </w:t>
+      </w:r>
+      <w:r>
+        <w:rPr>
+          <w:rFonts w:ascii="NikoshBAN" w:hAnsi="NikoshBAN" w:cs="NikoshBAN"/>
+        </w:rPr>
+        <w:t>দেও</w:t>
       </w:r>
       <w:r>
         <w:rPr>
@@ -13839,31 +14168,25 @@
         <w:rPr>
           <w:rFonts w:ascii="NikoshBAN" w:hAnsi="NikoshBAN" w:cs="NikoshBAN"/>
         </w:rPr>
-        <w:t xml:space="preserve"> হ</w:t>
-      </w:r>
-      <w:r>
-        <w:rPr>
-          <w:rFonts w:ascii="NikoshBAN" w:hAnsi="NikoshBAN" w:cs="NikoshBAN"/>
-        </w:rPr>
-        <w:t>য়ে</w:t>
-      </w:r>
-      <w:r>
-        <w:rPr>
-          <w:rFonts w:ascii="NikoshBAN" w:hAnsi="NikoshBAN" w:cs="NikoshBAN"/>
-        </w:rPr>
-        <w:t>ছে, হ</w:t>
-      </w:r>
-      <w:r>
-        <w:rPr>
-          <w:rFonts w:ascii="NikoshBAN" w:hAnsi="NikoshBAN" w:cs="NikoshBAN"/>
-        </w:rPr>
-        <w:t>য়</w:t>
-      </w:r>
-      <w:r>
-        <w:rPr>
-          <w:rFonts w:ascii="NikoshBAN" w:hAnsi="NikoshBAN" w:cs="NikoshBAN"/>
-        </w:rPr>
-        <w:t>তো বিক্রিও হ</w:t>
+        <w:t xml:space="preserve"> হয়েছে</w:t>
+      </w:r>
+      <w:r>
+        <w:rPr>
+          <w:rFonts w:ascii="NikoshBAN" w:hAnsi="NikoshBAN" w:cs="NikoshBAN"/>
+        </w:rPr>
+        <w:t>,</w:t>
+      </w:r>
+      <w:r>
+        <w:rPr>
+          <w:rFonts w:ascii="NikoshBAN" w:hAnsi="NikoshBAN" w:cs="NikoshBAN"/>
+        </w:rPr>
+        <w:t xml:space="preserve"> হয়তো </w:t>
+      </w:r>
+      <w:r>
+        <w:rPr>
+          <w:rFonts w:ascii="NikoshBAN" w:hAnsi="NikoshBAN" w:cs="NikoshBAN"/>
+        </w:rPr>
+        <w:t>বিক্রিও হ</w:t>
       </w:r>
       <w:r>
         <w:rPr>
@@ -13990,30 +14313,21 @@
           <w:rFonts w:ascii="NikoshBAN" w:hAnsi="NikoshBAN" w:cs="NikoshBAN"/>
           <w:b/>
         </w:rPr>
-        <w:t xml:space="preserve"> </w:t>
-      </w:r>
-      <w:bookmarkStart w:id="0" w:name="_GoBack"/>
-      <w:bookmarkEnd w:id="0"/>
+        <w:t xml:space="preserve"> দিতে রাজি, কিন্তু রাত বিল</w:t>
+      </w:r>
       <w:r>
         <w:rPr>
           <w:rFonts w:ascii="NikoshBAN" w:hAnsi="NikoshBAN" w:cs="NikoshBAN"/>
           <w:b/>
         </w:rPr>
-        <w:t>দিতে রাজি, কিন্তু রাত বিল হ</w:t>
+        <w:t xml:space="preserve"> হয়ে </w:t>
       </w:r>
       <w:r>
         <w:rPr>
           <w:rFonts w:ascii="NikoshBAN" w:hAnsi="NikoshBAN" w:cs="NikoshBAN"/>
           <w:b/>
         </w:rPr>
-        <w:t>য়ে</w:t>
-      </w:r>
-      <w:r>
-        <w:rPr>
-          <w:rFonts w:ascii="NikoshBAN" w:hAnsi="NikoshBAN" w:cs="NikoshBAN"/>
-          <w:b/>
-        </w:rPr>
-        <w:t xml:space="preserve"> গেছে।</w:t>
+        <w:t>গেছে।</w:t>
       </w:r>
     </w:p>
     <w:p>
@@ -14096,7 +14410,6 @@
           <w:rFonts w:ascii="NikoshBAN" w:hAnsi="NikoshBAN" w:cs="NikoshBAN"/>
           <w:b/>
         </w:rPr>
-        <w:lastRenderedPageBreak/>
         <w:t xml:space="preserve">প্র: </w:t>
       </w:r>
       <w:r>
@@ -14395,7 +14708,21 @@
           <w:rFonts w:ascii="NikoshBAN" w:hAnsi="NikoshBAN" w:cs="NikoshBAN"/>
           <w:b/>
         </w:rPr>
-        <w:t xml:space="preserve"> পরে ১০০% ছাড় দিলে কী ক্ষতি?</w:t>
+        <w:t xml:space="preserve"> পরে ১০০% </w:t>
+      </w:r>
+      <w:r>
+        <w:rPr>
+          <w:rFonts w:ascii="NikoshBAN" w:hAnsi="NikoshBAN" w:cs="NikoshBAN"/>
+          <w:b/>
+        </w:rPr>
+        <w:t xml:space="preserve">ছাড় </w:t>
+      </w:r>
+      <w:r>
+        <w:rPr>
+          <w:rFonts w:ascii="NikoshBAN" w:hAnsi="NikoshBAN" w:cs="NikoshBAN"/>
+          <w:b/>
+        </w:rPr>
+        <w:t>দিলে কী ক্ষতি?</w:t>
       </w:r>
     </w:p>
     <w:p>
@@ -14420,7 +14747,33 @@
         <w:rPr>
           <w:rFonts w:ascii="NikoshBAN" w:hAnsi="NikoshBAN" w:cs="NikoshBAN"/>
         </w:rPr>
-        <w:t>ছে, ছাড় দেও</w:t>
+        <w:t>ছে,</w:t>
+      </w:r>
+      <w:r>
+        <w:rPr>
+          <w:rFonts w:ascii="NikoshBAN" w:hAnsi="NikoshBAN" w:cs="NikoshBAN"/>
+        </w:rPr>
+        <w:t xml:space="preserve"> ছা</w:t>
+      </w:r>
+      <w:proofErr w:type="gramStart"/>
+      <w:r>
+        <w:rPr>
+          <w:rFonts w:ascii="NikoshBAN" w:hAnsi="NikoshBAN" w:cs="NikoshBAN"/>
+        </w:rPr>
+        <w:t xml:space="preserve">ড় </w:t>
+      </w:r>
+      <w:r>
+        <w:rPr>
+          <w:rFonts w:ascii="NikoshBAN" w:hAnsi="NikoshBAN" w:cs="NikoshBAN"/>
+        </w:rPr>
+        <w:t xml:space="preserve"> দ</w:t>
+      </w:r>
+      <w:proofErr w:type="gramEnd"/>
+      <w:r>
+        <w:rPr>
+          <w:rFonts w:ascii="NikoshBAN" w:hAnsi="NikoshBAN" w:cs="NikoshBAN"/>
+        </w:rPr>
+        <w:t>েও</w:t>
       </w:r>
       <w:r>
         <w:rPr>
@@ -16357,7 +16710,25 @@
         <w:rPr>
           <w:rFonts w:cs="Calibri"/>
         </w:rPr>
-        <w:t>API: git pull → php artisan patch:add-unit-type</w:t>
+        <w:t xml:space="preserve">API: git pull </w:t>
+      </w:r>
+      <w:r>
+        <w:rPr>
+          <w:rFonts w:ascii="Times New Roman" w:hAnsi="Times New Roman" w:cs="Times New Roman"/>
+        </w:rPr>
+        <w:t>→</w:t>
+      </w:r>
+      <w:r>
+        <w:rPr>
+          <w:rFonts w:ascii="NikoshBAN" w:hAnsi="NikoshBAN" w:cs="NikoshBAN"/>
+        </w:rPr>
+        <w:t xml:space="preserve"> </w:t>
+      </w:r>
+      <w:r>
+        <w:rPr>
+          <w:rFonts w:cs="Calibri"/>
+        </w:rPr>
+        <w:t>php artisan patch:add-unit-type</w:t>
       </w:r>
       <w:r>
         <w:rPr>
@@ -17215,7 +17586,35 @@
           <w:rFonts w:ascii="NikoshBAN" w:hAnsi="NikoshBAN" w:cs="NikoshBAN"/>
           <w:i/>
         </w:rPr>
-        <w:t xml:space="preserve"> বই ৩০/০৬/২০২৭ পর্যন্ত বন্ধ (স্পেক §42</w:t>
+        <w:t xml:space="preserve"> বই ৩০/০৬/২০২৭ পর্যন্ত বন্ধ (</w:t>
+      </w:r>
+      <w:r>
+        <w:rPr>
+          <w:rFonts w:ascii="NikoshBAN" w:hAnsi="NikoshBAN" w:cs="NikoshBAN"/>
+          <w:i/>
+        </w:rPr>
+        <w:t xml:space="preserve">অনুচ্ছেদ </w:t>
+      </w:r>
+      <w:r>
+        <w:rPr>
+          <w:rFonts w:ascii="NikoshBAN" w:hAnsi="NikoshBAN" w:cs="NikoshBAN"/>
+          <w:i/>
+        </w:rPr>
+        <w:t>4</w:t>
+      </w:r>
+      <w:r>
+        <w:rPr>
+          <w:rFonts w:ascii="NikoshBAN" w:hAnsi="NikoshBAN" w:cs="NikoshBAN"/>
+          <w:i/>
+        </w:rPr>
+        <w:t>.</w:t>
+      </w:r>
+      <w:r>
+        <w:rPr>
+          <w:rFonts w:ascii="NikoshBAN" w:hAnsi="NikoshBAN" w:cs="NikoshBAN"/>
+          <w:i/>
+        </w:rPr>
+        <w:t>2</w:t>
       </w:r>
       <w:proofErr w:type="gramStart"/>
       <w:r>
@@ -30202,7 +30601,7 @@
 </file>
 
 <file path=customXml/itemProps1.xml><?xml version="1.0" encoding="utf-8"?>
-<ds:datastoreItem xmlns:ds="http://schemas.openxmlformats.org/officeDocument/2006/customXml" ds:itemID="{F081A78B-561A-45B4-A8FF-3E368180EC98}">
+<ds:datastoreItem xmlns:ds="http://schemas.openxmlformats.org/officeDocument/2006/customXml" ds:itemID="{2312C282-DD7A-4658-8A21-FE5C1B8C6B03}">
   <ds:schemaRefs>
     <ds:schemaRef ds:uri="http://schemas.openxmlformats.org/officeDocument/2006/bibliography"/>
   </ds:schemaRefs>

--- a/docs/hotel-front-desk-manual-2026-09-15.docx
+++ b/docs/hotel-front-desk-manual-2026-09-15.docx
@@ -6036,10 +6036,12 @@
           </w:tcPr>
           <w:p>
             <w:pPr>
+              <w:spacing w:before="60" w:after="60"/>
               <w:rPr>
                 <w:rFonts w:ascii="NikoshBAN" w:hAnsi="NikoshBAN" w:cs="NikoshBAN"/>
               </w:rPr>
             </w:pPr>
+            <w:bookmarkStart w:id="0" w:name="_GoBack" w:colFirst="0" w:colLast="2"/>
             <w:r>
               <w:rPr>
                 <w:rFonts w:ascii="NikoshBAN" w:hAnsi="NikoshBAN" w:cs="NikoshBAN"/>
@@ -6056,6 +6058,7 @@
           </w:tcPr>
           <w:p>
             <w:pPr>
+              <w:spacing w:before="60" w:after="60"/>
               <w:rPr>
                 <w:rFonts w:cs="Calibri"/>
               </w:rPr>
@@ -6076,6 +6079,7 @@
           </w:tcPr>
           <w:p>
             <w:pPr>
+              <w:spacing w:before="60" w:after="60"/>
               <w:rPr>
                 <w:rFonts w:cs="Calibri"/>
               </w:rPr>
@@ -6086,6 +6090,126 @@
                 <w:b/>
               </w:rPr>
               <w:t>Charge the new room's rate</w:t>
+            </w:r>
+          </w:p>
+        </w:tc>
+      </w:tr>
+      <w:bookmarkEnd w:id="0"/>
+      <w:tr>
+        <w:trPr>
+          <w:jc w:val="center"/>
+        </w:trPr>
+        <w:tc>
+          <w:tcPr>
+            <w:tcW w:w="2835" w:type="dxa"/>
+            <w:vAlign w:val="center"/>
+          </w:tcPr>
+          <w:p>
+            <w:pPr>
+              <w:spacing w:before="60" w:after="60"/>
+              <w:rPr>
+                <w:rFonts w:ascii="NikoshBAN" w:hAnsi="NikoshBAN" w:cs="NikoshBAN"/>
+              </w:rPr>
+            </w:pPr>
+            <w:r>
+              <w:rPr>
+                <w:rFonts w:ascii="NikoshBAN" w:hAnsi="NikoshBAN" w:cs="NikoshBAN"/>
+              </w:rPr>
+              <w:t>রাতগুলো এখনো বিল হ</w:t>
+            </w:r>
+            <w:r>
+              <w:rPr>
+                <w:rFonts w:ascii="NikoshBAN" w:hAnsi="NikoshBAN" w:cs="NikoshBAN"/>
+              </w:rPr>
+              <w:t>য়</w:t>
+            </w:r>
+            <w:r>
+              <w:rPr>
+                <w:rFonts w:ascii="NikoshBAN" w:hAnsi="NikoshBAN" w:cs="NikoshBAN"/>
+              </w:rPr>
+              <w:t>নি</w:t>
+            </w:r>
+          </w:p>
+        </w:tc>
+        <w:tc>
+          <w:tcPr>
+            <w:tcW w:w="2635" w:type="dxa"/>
+            <w:vAlign w:val="center"/>
+          </w:tcPr>
+          <w:p>
+            <w:pPr>
+              <w:spacing w:before="60" w:after="60"/>
+              <w:rPr>
+                <w:rFonts w:ascii="NikoshBAN" w:hAnsi="NikoshBAN" w:cs="NikoshBAN"/>
+              </w:rPr>
+            </w:pPr>
+            <w:r>
+              <w:rPr>
+                <w:rFonts w:ascii="NikoshBAN" w:hAnsi="NikoshBAN" w:cs="NikoshBAN"/>
+              </w:rPr>
+              <w:t>নতুন রুমে আগের ভা</w:t>
+            </w:r>
+            <w:r>
+              <w:rPr>
+                <w:rFonts w:ascii="NikoshBAN" w:hAnsi="NikoshBAN" w:cs="NikoshBAN"/>
+              </w:rPr>
+              <w:t>ড়া</w:t>
+            </w:r>
+            <w:r>
+              <w:rPr>
+                <w:rFonts w:ascii="NikoshBAN" w:hAnsi="NikoshBAN" w:cs="NikoshBAN"/>
+              </w:rPr>
+              <w:t>ই লেখা হ</w:t>
+            </w:r>
+            <w:r>
+              <w:rPr>
+                <w:rFonts w:ascii="NikoshBAN" w:hAnsi="NikoshBAN" w:cs="NikoshBAN"/>
+              </w:rPr>
+              <w:t>য়</w:t>
+            </w:r>
+          </w:p>
+        </w:tc>
+        <w:tc>
+          <w:tcPr>
+            <w:tcW w:w="4168" w:type="dxa"/>
+          </w:tcPr>
+          <w:p>
+            <w:pPr>
+              <w:spacing w:before="60" w:after="60"/>
+              <w:jc w:val="both"/>
+              <w:rPr>
+                <w:rFonts w:ascii="NikoshBAN" w:hAnsi="NikoshBAN" w:cs="NikoshBAN"/>
+              </w:rPr>
+            </w:pPr>
+            <w:r>
+              <w:rPr>
+                <w:rFonts w:ascii="NikoshBAN" w:hAnsi="NikoshBAN" w:cs="NikoshBAN"/>
+              </w:rPr>
+              <w:t>নতুন রুমের ভা</w:t>
+            </w:r>
+            <w:r>
+              <w:rPr>
+                <w:rFonts w:ascii="NikoshBAN" w:hAnsi="NikoshBAN" w:cs="NikoshBAN"/>
+              </w:rPr>
+              <w:t>ড়া</w:t>
+            </w:r>
+            <w:r>
+              <w:rPr>
+                <w:rFonts w:ascii="NikoshBAN" w:hAnsi="NikoshBAN" w:cs="NikoshBAN"/>
+              </w:rPr>
+              <w:t xml:space="preserve"> লেখা হ</w:t>
+            </w:r>
+            <w:r>
+              <w:rPr>
+                <w:rFonts w:ascii="NikoshBAN" w:hAnsi="NikoshBAN" w:cs="NikoshBAN"/>
+              </w:rPr>
+              <w:t>য়</w:t>
+            </w:r>
+            <w:r>
+              <w:rPr>
+                <w:rFonts w:ascii="NikoshBAN" w:hAnsi="NikoshBAN" w:cs="NikoshBAN"/>
+              </w:rPr>
+              <w:t>; বিল হলে সেটিই আসবে</w:t>
             </w:r>
           </w:p>
         </w:tc>
@@ -6101,6 +6225,7 @@
           </w:tcPr>
           <w:p>
             <w:pPr>
+              <w:spacing w:before="60" w:after="60"/>
               <w:rPr>
                 <w:rFonts w:ascii="NikoshBAN" w:hAnsi="NikoshBAN" w:cs="NikoshBAN"/>
               </w:rPr>
@@ -6109,19 +6234,19 @@
               <w:rPr>
                 <w:rFonts w:ascii="NikoshBAN" w:hAnsi="NikoshBAN" w:cs="NikoshBAN"/>
               </w:rPr>
-              <w:t>রাতগুলো এখনো বিল হ</w:t>
-            </w:r>
-            <w:r>
-              <w:rPr>
-                <w:rFonts w:ascii="NikoshBAN" w:hAnsi="NikoshBAN" w:cs="NikoshBAN"/>
-              </w:rPr>
-              <w:t>য়</w:t>
-            </w:r>
-            <w:r>
-              <w:rPr>
-                <w:rFonts w:ascii="NikoshBAN" w:hAnsi="NikoshBAN" w:cs="NikoshBAN"/>
-              </w:rPr>
-              <w:t>নি</w:t>
+              <w:t>রাতগুলো আগেই বিল</w:t>
+            </w:r>
+            <w:r>
+              <w:rPr>
+                <w:rFonts w:ascii="NikoshBAN" w:hAnsi="NikoshBAN" w:cs="NikoshBAN"/>
+              </w:rPr>
+              <w:t xml:space="preserve"> হয়ে </w:t>
+            </w:r>
+            <w:r>
+              <w:rPr>
+                <w:rFonts w:ascii="NikoshBAN" w:hAnsi="NikoshBAN" w:cs="NikoshBAN"/>
+              </w:rPr>
+              <w:t>গেছে</w:t>
             </w:r>
           </w:p>
         </w:tc>
@@ -6132,6 +6257,7 @@
           </w:tcPr>
           <w:p>
             <w:pPr>
+              <w:spacing w:before="60" w:after="60"/>
               <w:rPr>
                 <w:rFonts w:ascii="NikoshBAN" w:hAnsi="NikoshBAN" w:cs="NikoshBAN"/>
               </w:rPr>
@@ -6140,25 +6266,31 @@
               <w:rPr>
                 <w:rFonts w:ascii="NikoshBAN" w:hAnsi="NikoshBAN" w:cs="NikoshBAN"/>
               </w:rPr>
-              <w:t>নতুন রুমে আগের ভা</w:t>
-            </w:r>
-            <w:r>
-              <w:rPr>
-                <w:rFonts w:ascii="NikoshBAN" w:hAnsi="NikoshBAN" w:cs="NikoshBAN"/>
-              </w:rPr>
-              <w:t>ড়া</w:t>
-            </w:r>
-            <w:r>
-              <w:rPr>
-                <w:rFonts w:ascii="NikoshBAN" w:hAnsi="NikoshBAN" w:cs="NikoshBAN"/>
-              </w:rPr>
-              <w:t>ই লেখা হ</w:t>
+              <w:t>কিছু বদলা</w:t>
             </w:r>
             <w:r>
               <w:rPr>
                 <w:rFonts w:ascii="NikoshBAN" w:hAnsi="NikoshBAN" w:cs="NikoshBAN"/>
               </w:rPr>
               <w:t>য়</w:t>
+            </w:r>
+            <w:r>
+              <w:rPr>
+                <w:rFonts w:ascii="NikoshBAN" w:hAnsi="NikoshBAN" w:cs="NikoshBAN"/>
+              </w:rPr>
+              <w:t xml:space="preserve"> না </w:t>
+            </w:r>
+            <w:r>
+              <w:rPr>
+                <w:rFonts w:ascii="Times New Roman" w:hAnsi="Times New Roman" w:cs="Times New Roman"/>
+              </w:rPr>
+              <w:t>—</w:t>
+            </w:r>
+            <w:r>
+              <w:rPr>
+                <w:rFonts w:ascii="NikoshBAN" w:hAnsi="NikoshBAN" w:cs="NikoshBAN"/>
+              </w:rPr>
+              <w:t xml:space="preserve"> লাইন যা ছিল</w:t>
             </w:r>
           </w:p>
         </w:tc>
@@ -6168,128 +6300,7 @@
           </w:tcPr>
           <w:p>
             <w:pPr>
-              <w:jc w:val="both"/>
-              <w:rPr>
-                <w:rFonts w:ascii="NikoshBAN" w:hAnsi="NikoshBAN" w:cs="NikoshBAN"/>
-              </w:rPr>
-            </w:pPr>
-            <w:r>
-              <w:rPr>
-                <w:rFonts w:ascii="NikoshBAN" w:hAnsi="NikoshBAN" w:cs="NikoshBAN"/>
-              </w:rPr>
-              <w:t>নতুন রুমের ভা</w:t>
-            </w:r>
-            <w:r>
-              <w:rPr>
-                <w:rFonts w:ascii="NikoshBAN" w:hAnsi="NikoshBAN" w:cs="NikoshBAN"/>
-              </w:rPr>
-              <w:t>ড়া</w:t>
-            </w:r>
-            <w:r>
-              <w:rPr>
-                <w:rFonts w:ascii="NikoshBAN" w:hAnsi="NikoshBAN" w:cs="NikoshBAN"/>
-              </w:rPr>
-              <w:t xml:space="preserve"> লেখা হ</w:t>
-            </w:r>
-            <w:r>
-              <w:rPr>
-                <w:rFonts w:ascii="NikoshBAN" w:hAnsi="NikoshBAN" w:cs="NikoshBAN"/>
-              </w:rPr>
-              <w:t>য়</w:t>
-            </w:r>
-            <w:r>
-              <w:rPr>
-                <w:rFonts w:ascii="NikoshBAN" w:hAnsi="NikoshBAN" w:cs="NikoshBAN"/>
-              </w:rPr>
-              <w:t>; বিল হলে সেটিই আসবে</w:t>
-            </w:r>
-          </w:p>
-        </w:tc>
-      </w:tr>
-      <w:tr>
-        <w:trPr>
-          <w:jc w:val="center"/>
-        </w:trPr>
-        <w:tc>
-          <w:tcPr>
-            <w:tcW w:w="2835" w:type="dxa"/>
-            <w:vAlign w:val="center"/>
-          </w:tcPr>
-          <w:p>
-            <w:pPr>
-              <w:rPr>
-                <w:rFonts w:ascii="NikoshBAN" w:hAnsi="NikoshBAN" w:cs="NikoshBAN"/>
-              </w:rPr>
-            </w:pPr>
-            <w:r>
-              <w:rPr>
-                <w:rFonts w:ascii="NikoshBAN" w:hAnsi="NikoshBAN" w:cs="NikoshBAN"/>
-              </w:rPr>
-              <w:t>রাতগুলো আগেই বিল হ</w:t>
-            </w:r>
-            <w:r>
-              <w:rPr>
-                <w:rFonts w:ascii="NikoshBAN" w:hAnsi="NikoshBAN" w:cs="NikoshBAN"/>
-              </w:rPr>
-              <w:t>য়ে</w:t>
-            </w:r>
-            <w:r>
-              <w:rPr>
-                <w:rFonts w:ascii="NikoshBAN" w:hAnsi="NikoshBAN" w:cs="NikoshBAN"/>
-              </w:rPr>
-              <w:t xml:space="preserve"> গেছে</w:t>
-            </w:r>
-          </w:p>
-        </w:tc>
-        <w:tc>
-          <w:tcPr>
-            <w:tcW w:w="2635" w:type="dxa"/>
-            <w:vAlign w:val="center"/>
-          </w:tcPr>
-          <w:p>
-            <w:pPr>
-              <w:rPr>
-                <w:rFonts w:ascii="NikoshBAN" w:hAnsi="NikoshBAN" w:cs="NikoshBAN"/>
-              </w:rPr>
-            </w:pPr>
-            <w:r>
-              <w:rPr>
-                <w:rFonts w:ascii="NikoshBAN" w:hAnsi="NikoshBAN" w:cs="NikoshBAN"/>
-              </w:rPr>
-              <w:t>কিছু বদলা</w:t>
-            </w:r>
-            <w:r>
-              <w:rPr>
-                <w:rFonts w:ascii="NikoshBAN" w:hAnsi="NikoshBAN" w:cs="NikoshBAN"/>
-              </w:rPr>
-              <w:t>য়</w:t>
-            </w:r>
-            <w:r>
-              <w:rPr>
-                <w:rFonts w:ascii="NikoshBAN" w:hAnsi="NikoshBAN" w:cs="NikoshBAN"/>
-              </w:rPr>
-              <w:t xml:space="preserve"> না </w:t>
-            </w:r>
-            <w:r>
-              <w:rPr>
-                <w:rFonts w:ascii="Times New Roman" w:hAnsi="Times New Roman" w:cs="Times New Roman"/>
-              </w:rPr>
-              <w:t>—</w:t>
-            </w:r>
-            <w:r>
-              <w:rPr>
-                <w:rFonts w:ascii="NikoshBAN" w:hAnsi="NikoshBAN" w:cs="NikoshBAN"/>
-              </w:rPr>
-              <w:t xml:space="preserve"> লাইন যা ছিল</w:t>
-            </w:r>
-          </w:p>
-        </w:tc>
-        <w:tc>
-          <w:tcPr>
-            <w:tcW w:w="4168" w:type="dxa"/>
-          </w:tcPr>
-          <w:p>
-            <w:pPr>
+              <w:spacing w:before="60" w:after="60"/>
               <w:jc w:val="both"/>
               <w:rPr>
                 <w:rFonts w:ascii="NikoshBAN" w:hAnsi="NikoshBAN" w:cs="NikoshBAN"/>
@@ -6393,6 +6404,7 @@
           </w:tcPr>
           <w:p>
             <w:pPr>
+              <w:spacing w:before="60" w:after="60" w:line="240" w:lineRule="auto"/>
               <w:jc w:val="both"/>
               <w:rPr>
                 <w:rFonts w:ascii="NikoshBAN" w:hAnsi="NikoshBAN" w:cs="NikoshBAN"/>
@@ -7955,7 +7967,19 @@
               <w:rPr>
                 <w:rFonts w:ascii="NikoshBAN" w:hAnsi="NikoshBAN" w:cs="NikoshBAN"/>
               </w:rPr>
-              <w:t>ব্রাঞ্চের নাম-ঠিকানা-ফোন (বিলের মতোই) · বুকিং নম্বর</w:t>
+              <w:t>ব্রাঞ্চের নাম-ঠিকানা-ফোন (বিলের মতোই)</w:t>
+            </w:r>
+            <w:r>
+              <w:rPr>
+                <w:rFonts w:ascii="NikoshBAN" w:hAnsi="NikoshBAN" w:cs="NikoshBAN"/>
+              </w:rPr>
+              <w:t>,</w:t>
+            </w:r>
+            <w:r>
+              <w:rPr>
+                <w:rFonts w:ascii="NikoshBAN" w:hAnsi="NikoshBAN" w:cs="NikoshBAN"/>
+              </w:rPr>
+              <w:t xml:space="preserve"> বুকিং নম্বর</w:t>
             </w:r>
           </w:p>
         </w:tc>
@@ -10031,13 +10055,13 @@
         <w:rPr>
           <w:rFonts w:ascii="NikoshBAN" w:hAnsi="NikoshBAN" w:cs="NikoshBAN"/>
         </w:rPr>
-        <w:t>ও এড়ি</w:t>
-      </w:r>
-      <w:r>
-        <w:rPr>
-          <w:rFonts w:ascii="NikoshBAN" w:hAnsi="NikoshBAN" w:cs="NikoshBAN"/>
-        </w:rPr>
-        <w:t>য়ে</w:t>
+        <w:t>ও</w:t>
+      </w:r>
+      <w:r>
+        <w:rPr>
+          <w:rFonts w:ascii="NikoshBAN" w:hAnsi="NikoshBAN" w:cs="NikoshBAN"/>
+        </w:rPr>
+        <w:t xml:space="preserve"> এড়িয়ে</w:t>
       </w:r>
       <w:r>
         <w:rPr>
@@ -10675,19 +10699,19 @@
               <w:rPr>
                 <w:rFonts w:ascii="NikoshBAN" w:hAnsi="NikoshBAN" w:cs="NikoshBAN"/>
               </w:rPr>
-              <w:t xml:space="preserve"> যে রাত বিনামূল্যে বলা হ</w:t>
-            </w:r>
-            <w:r>
-              <w:rPr>
-                <w:rFonts w:ascii="NikoshBAN" w:hAnsi="NikoshBAN" w:cs="NikoshBAN"/>
-              </w:rPr>
-              <w:t>য়ে</w:t>
-            </w:r>
-            <w:r>
-              <w:rPr>
-                <w:rFonts w:ascii="NikoshBAN" w:hAnsi="NikoshBAN" w:cs="NikoshBAN"/>
-              </w:rPr>
-              <w:t>ছিল তা এখন বিল করা যা</w:t>
+              <w:t xml:space="preserve"> যে রাত বিনামূল্যে বলা</w:t>
+            </w:r>
+            <w:r>
+              <w:rPr>
+                <w:rFonts w:ascii="NikoshBAN" w:hAnsi="NikoshBAN" w:cs="NikoshBAN"/>
+              </w:rPr>
+              <w:t xml:space="preserve"> হয়েছিল</w:t>
+            </w:r>
+            <w:r>
+              <w:rPr>
+                <w:rFonts w:ascii="NikoshBAN" w:hAnsi="NikoshBAN" w:cs="NikoshBAN"/>
+              </w:rPr>
+              <w:t xml:space="preserve"> তা এখন বিল করা যা</w:t>
             </w:r>
             <w:r>
               <w:rPr>
@@ -12288,11 +12312,10 @@
         </w:rPr>
         <w:t xml:space="preserve"> গেস্টকে চেনে কীভাবে</w:t>
       </w:r>
-      <w:bookmarkStart w:id="0" w:name="_GoBack"/>
-      <w:bookmarkEnd w:id="0"/>
     </w:p>
     <w:p>
       <w:pPr>
+        <w:jc w:val="both"/>
         <w:rPr>
           <w:rFonts w:ascii="NikoshBAN" w:hAnsi="NikoshBAN" w:cs="NikoshBAN"/>
         </w:rPr>
@@ -12383,6 +12406,7 @@
           <w:ilvl w:val="0"/>
           <w:numId w:val="15"/>
         </w:numPr>
+        <w:jc w:val="both"/>
         <w:rPr>
           <w:rFonts w:ascii="NikoshBAN" w:hAnsi="NikoshBAN" w:cs="NikoshBAN"/>
         </w:rPr>
@@ -12413,6 +12437,7 @@
           <w:ilvl w:val="0"/>
           <w:numId w:val="15"/>
         </w:numPr>
+        <w:jc w:val="both"/>
         <w:rPr>
           <w:rFonts w:ascii="NikoshBAN" w:hAnsi="NikoshBAN" w:cs="NikoshBAN"/>
         </w:rPr>
@@ -12455,6 +12480,7 @@
           <w:ilvl w:val="0"/>
           <w:numId w:val="15"/>
         </w:numPr>
+        <w:jc w:val="both"/>
         <w:rPr>
           <w:rFonts w:ascii="NikoshBAN" w:hAnsi="NikoshBAN" w:cs="NikoshBAN"/>
         </w:rPr>
@@ -12529,6 +12555,7 @@
     <w:p>
       <w:pPr>
         <w:pStyle w:val="ListBullet"/>
+        <w:jc w:val="both"/>
         <w:rPr>
           <w:rFonts w:ascii="NikoshBAN" w:hAnsi="NikoshBAN" w:cs="NikoshBAN"/>
         </w:rPr>
@@ -12701,6 +12728,7 @@
     <w:p>
       <w:pPr>
         <w:pStyle w:val="ListBullet"/>
+        <w:jc w:val="both"/>
         <w:rPr>
           <w:rFonts w:ascii="NikoshBAN" w:hAnsi="NikoshBAN" w:cs="NikoshBAN"/>
         </w:rPr>
@@ -12753,6 +12781,7 @@
     <w:p>
       <w:pPr>
         <w:pStyle w:val="ListBullet"/>
+        <w:jc w:val="both"/>
         <w:rPr>
           <w:rFonts w:ascii="NikoshBAN" w:hAnsi="NikoshBAN" w:cs="NikoshBAN"/>
         </w:rPr>
@@ -13308,19 +13337,19 @@
               <w:rPr>
                 <w:rFonts w:ascii="NikoshBAN" w:hAnsi="NikoshBAN" w:cs="NikoshBAN"/>
               </w:rPr>
-              <w:t xml:space="preserve"> ঠিক করে লিখলে দুটি ইতিহাস এমনিতেই এক হ</w:t>
-            </w:r>
-            <w:r>
-              <w:rPr>
-                <w:rFonts w:ascii="NikoshBAN" w:hAnsi="NikoshBAN" w:cs="NikoshBAN"/>
-              </w:rPr>
-              <w:t>য়ে</w:t>
-            </w:r>
-            <w:r>
-              <w:rPr>
-                <w:rFonts w:ascii="NikoshBAN" w:hAnsi="NikoshBAN" w:cs="NikoshBAN"/>
-              </w:rPr>
-              <w:t xml:space="preserve"> যা</w:t>
+              <w:t xml:space="preserve"> ঠিক করে লিখলে দুটি ইতিহাস এমনিতেই এক</w:t>
+            </w:r>
+            <w:r>
+              <w:rPr>
+                <w:rFonts w:ascii="NikoshBAN" w:hAnsi="NikoshBAN" w:cs="NikoshBAN"/>
+              </w:rPr>
+              <w:t xml:space="preserve"> হয়ে </w:t>
+            </w:r>
+            <w:r>
+              <w:rPr>
+                <w:rFonts w:ascii="NikoshBAN" w:hAnsi="NikoshBAN" w:cs="NikoshBAN"/>
+              </w:rPr>
+              <w:t>যা</w:t>
             </w:r>
             <w:r>
               <w:rPr>
@@ -14753,27 +14782,13 @@
         <w:rPr>
           <w:rFonts w:ascii="NikoshBAN" w:hAnsi="NikoshBAN" w:cs="NikoshBAN"/>
         </w:rPr>
-        <w:t xml:space="preserve"> ছা</w:t>
-      </w:r>
-      <w:proofErr w:type="gramStart"/>
-      <w:r>
-        <w:rPr>
-          <w:rFonts w:ascii="NikoshBAN" w:hAnsi="NikoshBAN" w:cs="NikoshBAN"/>
-        </w:rPr>
-        <w:t xml:space="preserve">ড় </w:t>
-      </w:r>
-      <w:r>
-        <w:rPr>
-          <w:rFonts w:ascii="NikoshBAN" w:hAnsi="NikoshBAN" w:cs="NikoshBAN"/>
-        </w:rPr>
-        <w:t xml:space="preserve"> দ</w:t>
-      </w:r>
-      <w:proofErr w:type="gramEnd"/>
-      <w:r>
-        <w:rPr>
-          <w:rFonts w:ascii="NikoshBAN" w:hAnsi="NikoshBAN" w:cs="NikoshBAN"/>
-        </w:rPr>
-        <w:t>েও</w:t>
+        <w:t xml:space="preserve"> ছাড়</w:t>
+      </w:r>
+      <w:r>
+        <w:rPr>
+          <w:rFonts w:ascii="NikoshBAN" w:hAnsi="NikoshBAN" w:cs="NikoshBAN"/>
+        </w:rPr>
+        <w:t xml:space="preserve"> দেও</w:t>
       </w:r>
       <w:r>
         <w:rPr>
@@ -30601,7 +30616,7 @@
 </file>
 
 <file path=customXml/itemProps1.xml><?xml version="1.0" encoding="utf-8"?>
-<ds:datastoreItem xmlns:ds="http://schemas.openxmlformats.org/officeDocument/2006/customXml" ds:itemID="{2312C282-DD7A-4658-8A21-FE5C1B8C6B03}">
+<ds:datastoreItem xmlns:ds="http://schemas.openxmlformats.org/officeDocument/2006/customXml" ds:itemID="{E1F53796-BDAE-4E1A-B583-33DD764E5A14}">
   <ds:schemaRefs>
     <ds:schemaRef ds:uri="http://schemas.openxmlformats.org/officeDocument/2006/bibliography"/>
   </ds:schemaRefs>

--- a/docs/hotel-front-desk-manual-2026-09-15.docx
+++ b/docs/hotel-front-desk-manual-2026-09-15.docx
@@ -141,7 +141,19 @@
         <w:rPr>
           <w:rFonts w:ascii="NikoshBAN" w:hAnsi="NikoshBAN" w:cs="NikoshBAN"/>
         </w:rPr>
-        <w:t xml:space="preserve">একজন রিসেপশনিস্ট সকাল থেকে রাত পর্যন্ত যা যা করে, তার পাঁচটি কাজ এতদিন এই সফটওয়্যারে করা যেত না </w:t>
+        <w:t>একজন রিসেপশনিস্ট সকাল থেকে রাত পর্যন্ত যা যা করে, তার পাঁচটি কাজ এতদিন এই</w:t>
+      </w:r>
+      <w:r>
+        <w:rPr>
+          <w:rFonts w:ascii="NikoshBAN" w:hAnsi="NikoshBAN" w:cs="NikoshBAN"/>
+        </w:rPr>
+        <w:t xml:space="preserve"> সফটওয়্যারে</w:t>
+      </w:r>
+      <w:r>
+        <w:rPr>
+          <w:rFonts w:ascii="NikoshBAN" w:hAnsi="NikoshBAN" w:cs="NikoshBAN"/>
+        </w:rPr>
+        <w:t xml:space="preserve"> করা যেত না </w:t>
       </w:r>
       <w:r>
         <w:rPr>
@@ -1036,6 +1048,7 @@
           </w:tcPr>
           <w:p>
             <w:pPr>
+              <w:spacing w:before="60" w:after="60" w:line="240" w:lineRule="auto"/>
               <w:rPr>
                 <w:rFonts w:ascii="NikoshBAN" w:hAnsi="NikoshBAN" w:cs="NikoshBAN"/>
               </w:rPr>
@@ -1063,19 +1076,19 @@
               <w:rPr>
                 <w:rFonts w:ascii="NikoshBAN" w:hAnsi="NikoshBAN" w:cs="NikoshBAN"/>
               </w:rPr>
-              <w:t>ন্টের কোনো অমীমাংসিত নি</w:t>
-            </w:r>
-            <w:r>
-              <w:rPr>
-                <w:rFonts w:ascii="NikoshBAN" w:hAnsi="NikoshBAN" w:cs="NikoshBAN"/>
-              </w:rPr>
-              <w:t>য়</w:t>
-            </w:r>
-            <w:r>
-              <w:rPr>
-                <w:rFonts w:ascii="NikoshBAN" w:hAnsi="NikoshBAN" w:cs="NikoshBAN"/>
-              </w:rPr>
-              <w:t xml:space="preserve">মের (ভ্যাটের হার, </w:t>
+              <w:t>ন্টের কোনো অমীমাংসিত</w:t>
+            </w:r>
+            <w:r>
+              <w:rPr>
+                <w:rFonts w:ascii="NikoshBAN" w:hAnsi="NikoshBAN" w:cs="NikoshBAN"/>
+              </w:rPr>
+              <w:t xml:space="preserve"> নিয়মের</w:t>
+            </w:r>
+            <w:r>
+              <w:rPr>
+                <w:rFonts w:ascii="NikoshBAN" w:hAnsi="NikoshBAN" w:cs="NikoshBAN"/>
+              </w:rPr>
+              <w:t xml:space="preserve"> (ভ্যাটের হার, </w:t>
             </w:r>
             <w:r>
               <w:rPr>
@@ -2155,6 +2168,7 @@
           </w:tcPr>
           <w:p>
             <w:pPr>
+              <w:spacing w:before="60" w:after="60" w:line="240" w:lineRule="auto"/>
               <w:jc w:val="both"/>
               <w:rPr>
                 <w:rFonts w:ascii="NikoshBAN" w:hAnsi="NikoshBAN" w:cs="NikoshBAN"/>
@@ -2177,7 +2191,14 @@
               <w:rPr>
                 <w:rFonts w:ascii="NikoshBAN" w:hAnsi="NikoshBAN" w:cs="NikoshBAN"/>
               </w:rPr>
-              <w:t>-এ ফেরতের ঘর পুরো টাকা</w:t>
+              <w:t xml:space="preserve">-এ </w:t>
+            </w:r>
+            <w:bookmarkStart w:id="0" w:name="_GoBack"/>
+            <w:r>
+              <w:rPr>
+                <w:rFonts w:ascii="NikoshBAN" w:hAnsi="NikoshBAN" w:cs="NikoshBAN"/>
+              </w:rPr>
+              <w:t>ফেরতের ঘর পুরো টাকা</w:t>
             </w:r>
             <w:r>
               <w:rPr>
@@ -2299,6 +2320,7 @@
               </w:rPr>
               <w:t>ম দেবেন সেদিন এখানে ডিফল্ট বসবে; তার আগে সিদ্ধান্ত রিসেপশনের।</w:t>
             </w:r>
+            <w:bookmarkEnd w:id="0"/>
           </w:p>
         </w:tc>
       </w:tr>
@@ -3642,6 +3664,7 @@
         <w:rPr>
           <w:rFonts w:ascii="NikoshBAN" w:hAnsi="NikoshBAN" w:cs="NikoshBAN"/>
         </w:rPr>
+        <w:lastRenderedPageBreak/>
         <w:t>১.৬ এরপর বুকিংটির কী হ</w:t>
       </w:r>
       <w:r>
@@ -6041,7 +6064,6 @@
                 <w:rFonts w:ascii="NikoshBAN" w:hAnsi="NikoshBAN" w:cs="NikoshBAN"/>
               </w:rPr>
             </w:pPr>
-            <w:bookmarkStart w:id="0" w:name="_GoBack" w:colFirst="0" w:colLast="2"/>
             <w:r>
               <w:rPr>
                 <w:rFonts w:ascii="NikoshBAN" w:hAnsi="NikoshBAN" w:cs="NikoshBAN"/>
@@ -6094,7 +6116,6 @@
           </w:p>
         </w:tc>
       </w:tr>
-      <w:bookmarkEnd w:id="0"/>
       <w:tr>
         <w:trPr>
           <w:jc w:val="center"/>
@@ -30616,7 +30637,7 @@
 </file>
 
 <file path=customXml/itemProps1.xml><?xml version="1.0" encoding="utf-8"?>
-<ds:datastoreItem xmlns:ds="http://schemas.openxmlformats.org/officeDocument/2006/customXml" ds:itemID="{E1F53796-BDAE-4E1A-B583-33DD764E5A14}">
+<ds:datastoreItem xmlns:ds="http://schemas.openxmlformats.org/officeDocument/2006/customXml" ds:itemID="{68AFC284-ACE0-4266-89DF-E9F4D722805D}">
   <ds:schemaRefs>
     <ds:schemaRef ds:uri="http://schemas.openxmlformats.org/officeDocument/2006/bibliography"/>
   </ds:schemaRefs>
